--- a/policies/build/masters/HIC.1_v2_master.docx
+++ b/policies/build/masters/HIC.1_v2_master.docx
@@ -11,40 +11,25 @@
         <w:rPr>
           <w:b/>
           <w:bCs/>
+          <w:sz w:val="28"/>
+          <w:szCs w:val="28"/>
+        </w:rPr>
+        <w:t>Policy on Hospital Infection Prevention and Control Programme</w:t>
+      </w:r>
+    </w:p>
+    <w:p>
+      <w:pPr>
+        <w:spacing w:after="60"/>
+        <w:jc w:val="center"/>
+      </w:pPr>
+      <w:r>
+        <w:rPr>
+          <w:b/>
+          <w:bCs/>
           <w:sz w:val="32"/>
           <w:szCs w:val="32"/>
         </w:rPr>
         <w:t xml:space="preserve">«Hospital Name»</w:t>
-      </w:r>
-    </w:p>
-    <w:p>
-      <w:pPr>
-        <w:spacing w:after="60"/>
-        <w:jc w:val="center"/>
-      </w:pPr>
-      <w:r>
-        <w:rPr>
-          <w:b/>
-          <w:bCs/>
-          <w:sz w:val="28"/>
-          <w:szCs w:val="28"/>
-        </w:rPr>
-        <w:t xml:space="preserve">Hospital Infection Prevention and Control Programme</w:t>
-      </w:r>
-    </w:p>
-    <w:p>
-      <w:pPr>
-        <w:spacing w:after="240"/>
-        <w:jc w:val="center"/>
-      </w:pPr>
-      <w:r>
-        <w:rPr>
-          <w:i/>
-          <w:iCs/>
-          <w:sz w:val="20"/>
-          <w:szCs w:val="20"/>
-        </w:rPr>
-        <w:t xml:space="preserve">Infection prevention and control programme governance.</w:t>
       </w:r>
     </w:p>
     <w:p>
@@ -2387,196 +2372,6 @@
         <w:t xml:space="preserve">The Nursing Superintendent holds signed acknowledgements with the induction record.</w:t>
       </w:r>
     </w:p>
-    <w:p>
-      <w:pPr>
-        <w:pStyle w:val="Heading1"/>
-        <w:spacing w:after="120" w:before="280"/>
-      </w:pPr>
-      <w:r>
-        <w:t xml:space="preserve">9. References</w:t>
-      </w:r>
-    </w:p>
-    <w:p>
-      <w:pPr>
-        <w:pStyle w:val="ListParagraph"/>
-        <w:numPr>
-          <w:ilvl w:val="0"/>
-          <w:numId w:val="1"/>
-        </w:numPr>
-        <w:spacing w:after="60"/>
-      </w:pPr>
-      <w:r>
-        <w:rPr>
-          <w:sz w:val="22"/>
-          <w:szCs w:val="22"/>
-        </w:rPr>
-        <w:t xml:space="preserve">National Accreditation Board for Hospitals and Healthcare Providers (NABH), Standards for Small Healthcare Organisations, 3rd Edition — Healthcare Associated Infection chapter, standard HIC.1.</w:t>
-      </w:r>
-    </w:p>
-    <w:p>
-      <w:pPr>
-        <w:pStyle w:val="ListParagraph"/>
-        <w:numPr>
-          <w:ilvl w:val="0"/>
-          <w:numId w:val="1"/>
-        </w:numPr>
-        <w:spacing w:after="60"/>
-      </w:pPr>
-      <w:r>
-        <w:rPr>
-          <w:sz w:val="22"/>
-          <w:szCs w:val="22"/>
-        </w:rPr>
-        <w:t xml:space="preserve">Guidelines on Infection Prevention and Control, National Centre for Disease Control, India.</w:t>
-      </w:r>
-    </w:p>
-    <w:p>
-      <w:pPr>
-        <w:pStyle w:val="ListParagraph"/>
-        <w:numPr>
-          <w:ilvl w:val="0"/>
-          <w:numId w:val="1"/>
-        </w:numPr>
-        <w:spacing w:after="60"/>
-      </w:pPr>
-      <w:r>
-        <w:rPr>
-          <w:sz w:val="22"/>
-          <w:szCs w:val="22"/>
-        </w:rPr>
-        <w:t xml:space="preserve">WHO Guidelines on Core Components of Infection Prevention and Control Programmes at the Facility Level (2016).</w:t>
-      </w:r>
-    </w:p>
-    <w:p>
-      <w:pPr>
-        <w:pStyle w:val="ListParagraph"/>
-        <w:numPr>
-          <w:ilvl w:val="0"/>
-          <w:numId w:val="1"/>
-        </w:numPr>
-        <w:spacing w:after="60"/>
-      </w:pPr>
-      <w:r>
-        <w:rPr>
-          <w:sz w:val="22"/>
-          <w:szCs w:val="22"/>
-        </w:rPr>
-        <w:t xml:space="preserve">Internal documents of «Hospital Name»: HIC programme manual, ICC terms of reference, IEC plan, isolation protocols.</w:t>
-      </w:r>
-    </w:p>
-    <w:p>
-      <w:pPr>
-        <w:pStyle w:val="Heading1"/>
-        <w:spacing w:after="120" w:before="280"/>
-      </w:pPr>
-      <w:r>
-        <w:t xml:space="preserve">10. Distribution</w:t>
-      </w:r>
-    </w:p>
-    <w:p>
-      <w:pPr>
-        <w:spacing w:after="140"/>
-      </w:pPr>
-      <w:r>
-        <w:rPr>
-          <w:sz w:val="22"/>
-          <w:szCs w:val="22"/>
-        </w:rPr>
-        <w:t xml:space="preserve">Official master copy: office of the Medical Superintendent, «Hospital Name», with the Infection Control Officer and the Quality Coordinator.</w:t>
-      </w:r>
-    </w:p>
-    <w:p>
-      <w:pPr>
-        <w:spacing w:after="140"/>
-      </w:pPr>
-      <w:r>
-        <w:rPr>
-          <w:sz w:val="22"/>
-          <w:szCs w:val="22"/>
-        </w:rPr>
-        <w:t xml:space="preserve">Copies issued to: all clinical areas, CSSD, housekeeping, kitchen, laundry, laboratory, nursing administration.</w:t>
-      </w:r>
-    </w:p>
-    <w:p>
-      <w:pPr>
-        <w:spacing w:after="140"/>
-      </w:pPr>
-      <w:r>
-        <w:rPr>
-          <w:sz w:val="22"/>
-          <w:szCs w:val="22"/>
-        </w:rPr>
-        <w:t xml:space="preserve">The current version is available to all staff at the «infection control manual / staff intranet».</w:t>
-      </w:r>
-    </w:p>
-    <w:p>
-      <w:pPr>
-        <w:spacing w:after="140"/>
-      </w:pPr>
-      <w:r>
-        <w:rPr>
-          <w:sz w:val="22"/>
-          <w:szCs w:val="22"/>
-        </w:rPr>
-        <w:t xml:space="preserve">When a new version is issued, take old copies out of use.</w:t>
-      </w:r>
-    </w:p>
-    <w:p>
-      <w:pPr>
-        <w:pStyle w:val="Heading1"/>
-        <w:spacing w:after="120" w:before="280"/>
-      </w:pPr>
-      <w:r>
-        <w:t xml:space="preserve">11. Abbreviations</w:t>
-      </w:r>
-    </w:p>
-    <w:p>
-      <w:pPr>
-        <w:spacing w:after="140"/>
-      </w:pPr>
-      <w:r>
-        <w:rPr>
-          <w:sz w:val="22"/>
-          <w:szCs w:val="22"/>
-        </w:rPr>
-        <w:t xml:space="preserve">BMW — bio-medical waste
-CAPA — corrective and preventive action
-CSSD — central sterile services department
-HAI — healthcare-associated infection
-HIC — Hospital Infection Prevention and Control (NABH SHCO chapter)
-ICC — Infection Control Committee
-ICT — Infection Control Team
-IEC — information, education and communication
-NABH — National Accreditation Board for Hospitals and Healthcare Providers
-OE — objective element
-PPE — personal protective equipment
-SHCO — Standards for Small Healthcare Organisations
-WHO — World Health Organization</w:t>
-      </w:r>
-    </w:p>
-    <w:p>
-      <w:pPr>
-        <w:pStyle w:val="Heading1"/>
-        <w:spacing w:after="120" w:before="280"/>
-      </w:pPr>
-      <w:r>
-        <w:t xml:space="preserve">12. Traceability to NABH SHCO 3rd Edition HIC.1</w:t>
-      </w:r>
-    </w:p>
-    <w:p>
-      <w:pPr>
-        <w:spacing w:after="120"/>
-      </w:pPr>
-      <w:r>
-        <w:rPr>
-          <w:i/>
-          <w:iCs/>
-          <w:sz w:val="20"/>
-          <w:szCs w:val="20"/>
-        </w:rPr>
-        <w:t xml:space="preserve">This table is an index. It is not how the policy is organised.</w:t>
-      </w:r>
-    </w:p>
     <w:tbl>
       <w:tblPr>
         <w:tblW w:type="pct" w:w="100%"/>
@@ -3236,7 +3031,97 @@
         <w:spacing w:after="120" w:before="280"/>
       </w:pPr>
       <w:r>
-        <w:t xml:space="preserve">13. Required Records / Evidence Checklist</w:t>
+        <w:t>9. Distribution</w:t>
+      </w:r>
+    </w:p>
+    <w:p>
+      <w:pPr>
+        <w:spacing w:after="140"/>
+      </w:pPr>
+      <w:r>
+        <w:rPr>
+          <w:sz w:val="22"/>
+          <w:szCs w:val="22"/>
+        </w:rPr>
+        <w:t xml:space="preserve">Official master copy: office of the Medical Superintendent, «Hospital Name», with the Infection Control Officer and the Quality Coordinator.</w:t>
+      </w:r>
+    </w:p>
+    <w:p>
+      <w:pPr>
+        <w:spacing w:after="140"/>
+      </w:pPr>
+      <w:r>
+        <w:rPr>
+          <w:sz w:val="22"/>
+          <w:szCs w:val="22"/>
+        </w:rPr>
+        <w:t xml:space="preserve">Copies issued to: all clinical areas, CSSD, housekeeping, kitchen, laundry, laboratory, nursing administration.</w:t>
+      </w:r>
+    </w:p>
+    <w:p>
+      <w:pPr>
+        <w:spacing w:after="140"/>
+      </w:pPr>
+      <w:r>
+        <w:rPr>
+          <w:sz w:val="22"/>
+          <w:szCs w:val="22"/>
+        </w:rPr>
+        <w:t xml:space="preserve">The current version is available to all staff at the «infection control manual / staff intranet».</w:t>
+      </w:r>
+    </w:p>
+    <w:p>
+      <w:pPr>
+        <w:spacing w:after="140"/>
+      </w:pPr>
+      <w:r>
+        <w:rPr>
+          <w:sz w:val="22"/>
+          <w:szCs w:val="22"/>
+        </w:rPr>
+        <w:t xml:space="preserve">When a new version is issued, take old copies out of use.</w:t>
+      </w:r>
+    </w:p>
+    <w:p>
+      <w:pPr>
+        <w:pStyle w:val="Heading1"/>
+        <w:spacing w:after="120" w:before="280"/>
+      </w:pPr>
+      <w:r>
+        <w:t>10. Abbreviations</w:t>
+      </w:r>
+    </w:p>
+    <w:p>
+      <w:pPr>
+        <w:spacing w:after="140"/>
+      </w:pPr>
+      <w:r>
+        <w:rPr>
+          <w:sz w:val="22"/>
+          <w:szCs w:val="22"/>
+        </w:rPr>
+        <w:t xml:space="preserve">BMW — bio-medical waste
+CAPA — corrective and preventive action
+CSSD — central sterile services department
+HAI — healthcare-associated infection
+HIC — Hospital Infection Prevention and Control (NABH SHCO chapter)
+ICC — Infection Control Committee
+ICT — Infection Control Team
+IEC — information, education and communication
+NABH — National Accreditation Board for Hospitals and Healthcare Providers
+OE — objective element
+PPE — personal protective equipment
+SHCO — Standards for Small Healthcare Organisations
+WHO — World Health Organization</w:t>
+      </w:r>
+    </w:p>
+    <w:p>
+      <w:pPr>
+        <w:pStyle w:val="Heading1"/>
+        <w:spacing w:after="120" w:before="280"/>
+      </w:pPr>
+      <w:r>
+        <w:t>11. Traceability to NABH SHCO 3rd Edition HIC.1</w:t>
       </w:r>
     </w:p>
     <w:p>
@@ -3250,6 +3135,29 @@
           <w:sz w:val="20"/>
           <w:szCs w:val="20"/>
         </w:rPr>
+        <w:t xml:space="preserve">This table is an index. It is not how the policy is organised.</w:t>
+      </w:r>
+    </w:p>
+    <w:p>
+      <w:pPr>
+        <w:pStyle w:val="Heading1"/>
+        <w:spacing w:after="120" w:before="280"/>
+      </w:pPr>
+      <w:r>
+        <w:t>12. Required Records / Evidence Checklist</w:t>
+      </w:r>
+    </w:p>
+    <w:p>
+      <w:pPr>
+        <w:spacing w:after="120"/>
+      </w:pPr>
+      <w:r>
+        <w:rPr>
+          <w:i/>
+          <w:iCs/>
+          <w:sz w:val="20"/>
+          <w:szCs w:val="20"/>
+        </w:rPr>
         <w:t xml:space="preserve">Records the hospital holds under this policy, listed by objective element.</w:t>
       </w:r>
     </w:p>
@@ -3713,6 +3621,83 @@
           <w:szCs w:val="22"/>
         </w:rPr>
         <w:t xml:space="preserve">Training records of staff assigned to isolation duties.</w:t>
+      </w:r>
+    </w:p>
+    <w:p>
+      <w:pPr>
+        <w:pStyle w:val="Heading1"/>
+        <w:spacing w:after="120" w:before="280"/>
+      </w:pPr>
+      <w:r>
+        <w:t>13. References</w:t>
+      </w:r>
+    </w:p>
+    <w:p>
+      <w:pPr>
+        <w:pStyle w:val="ListParagraph"/>
+        <w:numPr>
+          <w:ilvl w:val="0"/>
+          <w:numId w:val="1"/>
+        </w:numPr>
+        <w:spacing w:after="60"/>
+      </w:pPr>
+      <w:r>
+        <w:rPr>
+          <w:sz w:val="22"/>
+          <w:szCs w:val="22"/>
+        </w:rPr>
+        <w:t xml:space="preserve">National Accreditation Board for Hospitals and Healthcare Providers (NABH), Standards for Small Healthcare Organisations, 3rd Edition — Healthcare Associated Infection chapter, standard HIC.1.</w:t>
+      </w:r>
+    </w:p>
+    <w:p>
+      <w:pPr>
+        <w:pStyle w:val="ListParagraph"/>
+        <w:numPr>
+          <w:ilvl w:val="0"/>
+          <w:numId w:val="1"/>
+        </w:numPr>
+        <w:spacing w:after="60"/>
+      </w:pPr>
+      <w:r>
+        <w:rPr>
+          <w:sz w:val="22"/>
+          <w:szCs w:val="22"/>
+        </w:rPr>
+        <w:t xml:space="preserve">Guidelines on Infection Prevention and Control, National Centre for Disease Control, India.</w:t>
+      </w:r>
+    </w:p>
+    <w:p>
+      <w:pPr>
+        <w:pStyle w:val="ListParagraph"/>
+        <w:numPr>
+          <w:ilvl w:val="0"/>
+          <w:numId w:val="1"/>
+        </w:numPr>
+        <w:spacing w:after="60"/>
+      </w:pPr>
+      <w:r>
+        <w:rPr>
+          <w:sz w:val="22"/>
+          <w:szCs w:val="22"/>
+        </w:rPr>
+        <w:t xml:space="preserve">WHO Guidelines on Core Components of Infection Prevention and Control Programmes at the Facility Level (2016).</w:t>
+      </w:r>
+    </w:p>
+    <w:p>
+      <w:pPr>
+        <w:pStyle w:val="ListParagraph"/>
+        <w:numPr>
+          <w:ilvl w:val="0"/>
+          <w:numId w:val="1"/>
+        </w:numPr>
+        <w:spacing w:after="60"/>
+      </w:pPr>
+      <w:r>
+        <w:rPr>
+          <w:sz w:val="22"/>
+          <w:szCs w:val="22"/>
+        </w:rPr>
+        <w:t xml:space="preserve">Internal documents of «Hospital Name»: HIC programme manual, ICC terms of reference, IEC plan, isolation protocols.</w:t>
       </w:r>
     </w:p>
     <w:p>
@@ -3837,7 +3822,7 @@
         <w:sz w:val="16"/>
         <w:szCs w:val="16"/>
       </w:rPr>
-      <w:t xml:space="preserve">«Hospital Name»  |  HIC/POL/01  |  Controlled document  |  Hospital Infection Prevention and Control Programme</w:t>
+      <w:t>«Hospital Name»  |  HIC/POL/01  |  Controlled document  |  Policy on Hospital Infection Prevention and Control Programme</w:t>
     </w:r>
   </w:p>
 </w:ftr>

--- a/policies/build/masters/HIC.1_v2_master.docx
+++ b/policies/build/masters/HIC.1_v2_master.docx
@@ -2389,6 +2389,7 @@
         <w:gridCol w:w="100"/>
         <w:gridCol w:w="100"/>
         <w:gridCol w:w="100"/>
+        <w:gridCol w:w="100"/>
       </w:tblGrid>
       <w:tr>
         <w:tc>
@@ -2416,6 +2417,26 @@
         </w:tc>
         <w:tc>
           <w:tcPr>
+            <w:tcW w:type="pct" w:w="12%"/>
+            <w:tcBorders>
+              <w:top w:val="single" w:color="999999" w:sz="4"/>
+              <w:left w:val="single" w:color="999999" w:sz="4"/>
+              <w:bottom w:val="single" w:color="999999" w:sz="4"/>
+              <w:right w:val="single" w:color="999999" w:sz="4"/>
+            </w:tcBorders>
+            <w:shd w:fill="E8E8E8" w:val="clear"/>
+          </w:tcPr>
+          <w:p>
+            <w:r>
+              <w:rPr>
+                <w:b/>
+              </w:rPr>
+              <w:t>Level</w:t>
+            </w:r>
+          </w:p>
+        </w:tc>
+        <w:tc>
+          <w:tcPr>
             <w:tcW w:type="pct" w:w="32%"/>
             <w:tcBorders>
               <w:top w:val="single" w:color="999999" w:sz="4"/>
@@ -2509,6 +2530,22 @@
         </w:tc>
         <w:tc>
           <w:tcPr>
+            <w:tcW w:type="pct" w:w="12%"/>
+            <w:tcBorders>
+              <w:top w:val="single" w:color="999999" w:sz="4"/>
+              <w:left w:val="single" w:color="999999" w:sz="4"/>
+              <w:bottom w:val="single" w:color="999999" w:sz="4"/>
+              <w:right w:val="single" w:color="999999" w:sz="4"/>
+            </w:tcBorders>
+          </w:tcPr>
+          <w:p>
+            <w:r>
+              <w:t>CORE*</w:t>
+            </w:r>
+          </w:p>
+        </w:tc>
+        <w:tc>
+          <w:tcPr>
             <w:tcW w:type="pct" w:w="32%"/>
             <w:tcBorders>
               <w:top w:val="single" w:color="999999" w:sz="4"/>
@@ -2599,6 +2636,22 @@
         </w:tc>
         <w:tc>
           <w:tcPr>
+            <w:tcW w:type="pct" w:w="12%"/>
+            <w:tcBorders>
+              <w:top w:val="single" w:color="999999" w:sz="4"/>
+              <w:left w:val="single" w:color="999999" w:sz="4"/>
+              <w:bottom w:val="single" w:color="999999" w:sz="4"/>
+              <w:right w:val="single" w:color="999999" w:sz="4"/>
+            </w:tcBorders>
+          </w:tcPr>
+          <w:p>
+            <w:r>
+              <w:t>Achievement*</w:t>
+            </w:r>
+          </w:p>
+        </w:tc>
+        <w:tc>
+          <w:tcPr>
             <w:tcW w:type="pct" w:w="32%"/>
             <w:tcBorders>
               <w:top w:val="single" w:color="999999" w:sz="4"/>
@@ -2689,6 +2742,22 @@
         </w:tc>
         <w:tc>
           <w:tcPr>
+            <w:tcW w:type="pct" w:w="12%"/>
+            <w:tcBorders>
+              <w:top w:val="single" w:color="999999" w:sz="4"/>
+              <w:left w:val="single" w:color="999999" w:sz="4"/>
+              <w:bottom w:val="single" w:color="999999" w:sz="4"/>
+              <w:right w:val="single" w:color="999999" w:sz="4"/>
+            </w:tcBorders>
+          </w:tcPr>
+          <w:p>
+            <w:r>
+              <w:t>Commitment</w:t>
+            </w:r>
+          </w:p>
+        </w:tc>
+        <w:tc>
+          <w:tcPr>
             <w:tcW w:type="pct" w:w="32%"/>
             <w:tcBorders>
               <w:top w:val="single" w:color="999999" w:sz="4"/>
@@ -2779,6 +2848,22 @@
         </w:tc>
         <w:tc>
           <w:tcPr>
+            <w:tcW w:type="pct" w:w="12%"/>
+            <w:tcBorders>
+              <w:top w:val="single" w:color="999999" w:sz="4"/>
+              <w:left w:val="single" w:color="999999" w:sz="4"/>
+              <w:bottom w:val="single" w:color="999999" w:sz="4"/>
+              <w:right w:val="single" w:color="999999" w:sz="4"/>
+            </w:tcBorders>
+          </w:tcPr>
+          <w:p>
+            <w:r>
+              <w:t>Commitment</w:t>
+            </w:r>
+          </w:p>
+        </w:tc>
+        <w:tc>
+          <w:tcPr>
             <w:tcW w:type="pct" w:w="32%"/>
             <w:tcBorders>
               <w:top w:val="single" w:color="999999" w:sz="4"/>
@@ -2869,6 +2954,22 @@
         </w:tc>
         <w:tc>
           <w:tcPr>
+            <w:tcW w:type="pct" w:w="12%"/>
+            <w:tcBorders>
+              <w:top w:val="single" w:color="999999" w:sz="4"/>
+              <w:left w:val="single" w:color="999999" w:sz="4"/>
+              <w:bottom w:val="single" w:color="999999" w:sz="4"/>
+              <w:right w:val="single" w:color="999999" w:sz="4"/>
+            </w:tcBorders>
+          </w:tcPr>
+          <w:p>
+            <w:r>
+              <w:t>CORE</w:t>
+            </w:r>
+          </w:p>
+        </w:tc>
+        <w:tc>
+          <w:tcPr>
             <w:tcW w:type="pct" w:w="32%"/>
             <w:tcBorders>
               <w:top w:val="single" w:color="999999" w:sz="4"/>
@@ -2959,6 +3060,22 @@
         </w:tc>
         <w:tc>
           <w:tcPr>
+            <w:tcW w:type="pct" w:w="12%"/>
+            <w:tcBorders>
+              <w:top w:val="single" w:color="999999" w:sz="4"/>
+              <w:left w:val="single" w:color="999999" w:sz="4"/>
+              <w:bottom w:val="single" w:color="999999" w:sz="4"/>
+              <w:right w:val="single" w:color="999999" w:sz="4"/>
+            </w:tcBorders>
+          </w:tcPr>
+          <w:p>
+            <w:r>
+              <w:t>Achievement</w:t>
+            </w:r>
+          </w:p>
+        </w:tc>
+        <w:tc>
+          <w:tcPr>
             <w:tcW w:type="pct" w:w="32%"/>
             <w:tcBorders>
               <w:top w:val="single" w:color="999999" w:sz="4"/>
@@ -3091,30 +3208,611 @@
         <w:t>10. Abbreviations</w:t>
       </w:r>
     </w:p>
-    <w:p>
-      <w:pPr>
-        <w:spacing w:after="140"/>
-      </w:pPr>
-      <w:r>
-        <w:rPr>
-          <w:sz w:val="22"/>
-          <w:szCs w:val="22"/>
-        </w:rPr>
-        <w:t xml:space="preserve">BMW — bio-medical waste
-CAPA — corrective and preventive action
-CSSD — central sterile services department
-HAI — healthcare-associated infection
-HIC — Hospital Infection Prevention and Control (NABH SHCO chapter)
-ICC — Infection Control Committee
-ICT — Infection Control Team
-IEC — information, education and communication
-NABH — National Accreditation Board for Hospitals and Healthcare Providers
-OE — objective element
-PPE — personal protective equipment
-SHCO — Standards for Small Healthcare Organisations
-WHO — World Health Organization</w:t>
-      </w:r>
-    </w:p>
+    <w:tbl>
+      <w:tblPr>
+        <w:tblW w:type="pct" w:w="100%"/>
+        <w:tblBorders>
+          <w:top w:val="single" w:color="auto" w:sz="4"/>
+          <w:left w:val="single" w:color="auto" w:sz="4"/>
+          <w:bottom w:val="single" w:color="auto" w:sz="4"/>
+          <w:right w:val="single" w:color="auto" w:sz="4"/>
+          <w:insideH w:val="single" w:color="auto" w:sz="4"/>
+          <w:insideV w:val="single" w:color="auto" w:sz="4"/>
+        </w:tblBorders>
+      </w:tblPr>
+      <w:tblGrid>
+        <w:gridCol w:w="100"/>
+        <w:gridCol w:w="100"/>
+      </w:tblGrid>
+      <w:tr>
+        <w:tc>
+          <w:tcPr>
+            <w:tcW w:type="pct" w:w="22%"/>
+            <w:tcBorders>
+              <w:top w:val="single" w:color="999999" w:sz="4"/>
+              <w:left w:val="single" w:color="999999" w:sz="4"/>
+              <w:bottom w:val="single" w:color="999999" w:sz="4"/>
+              <w:right w:val="single" w:color="999999" w:sz="4"/>
+            </w:tcBorders>
+            <w:shd w:fill="E8E8E8" w:val="clear"/>
+          </w:tcPr>
+          <w:p>
+            <w:r>
+              <w:rPr>
+                <w:b/>
+              </w:rPr>
+              <w:t>Abbreviation</w:t>
+            </w:r>
+          </w:p>
+        </w:tc>
+        <w:tc>
+          <w:tcPr>
+            <w:tcW w:type="pct" w:w="22%"/>
+            <w:tcBorders>
+              <w:top w:val="single" w:color="999999" w:sz="4"/>
+              <w:left w:val="single" w:color="999999" w:sz="4"/>
+              <w:bottom w:val="single" w:color="999999" w:sz="4"/>
+              <w:right w:val="single" w:color="999999" w:sz="4"/>
+            </w:tcBorders>
+            <w:shd w:fill="E8E8E8" w:val="clear"/>
+          </w:tcPr>
+          <w:p>
+            <w:r>
+              <w:rPr>
+                <w:b/>
+              </w:rPr>
+              <w:t>Meaning</w:t>
+            </w:r>
+          </w:p>
+        </w:tc>
+      </w:tr>
+      <w:tr>
+        <w:tc>
+          <w:tcPr>
+            <w:tcW w:type="pct" w:w="22%"/>
+            <w:tcBorders>
+              <w:top w:val="single" w:color="999999" w:sz="4"/>
+              <w:left w:val="single" w:color="999999" w:sz="4"/>
+              <w:bottom w:val="single" w:color="999999" w:sz="4"/>
+              <w:right w:val="single" w:color="999999" w:sz="4"/>
+            </w:tcBorders>
+            <w:shd w:fill="E8E8E8" w:val="clear"/>
+          </w:tcPr>
+          <w:p>
+            <w:r>
+              <w:rPr>
+                <w:b w:val="0"/>
+              </w:rPr>
+              <w:t>BMW</w:t>
+            </w:r>
+          </w:p>
+        </w:tc>
+        <w:tc>
+          <w:tcPr>
+            <w:tcW w:type="pct" w:w="22%"/>
+            <w:tcBorders>
+              <w:top w:val="single" w:color="999999" w:sz="4"/>
+              <w:left w:val="single" w:color="999999" w:sz="4"/>
+              <w:bottom w:val="single" w:color="999999" w:sz="4"/>
+              <w:right w:val="single" w:color="999999" w:sz="4"/>
+            </w:tcBorders>
+            <w:shd w:fill="E8E8E8" w:val="clear"/>
+          </w:tcPr>
+          <w:p>
+            <w:r>
+              <w:rPr>
+                <w:b w:val="0"/>
+              </w:rPr>
+              <w:t>bio-medical waste</w:t>
+            </w:r>
+          </w:p>
+        </w:tc>
+      </w:tr>
+      <w:tr>
+        <w:tc>
+          <w:tcPr>
+            <w:tcW w:type="pct" w:w="22%"/>
+            <w:tcBorders>
+              <w:top w:val="single" w:color="999999" w:sz="4"/>
+              <w:left w:val="single" w:color="999999" w:sz="4"/>
+              <w:bottom w:val="single" w:color="999999" w:sz="4"/>
+              <w:right w:val="single" w:color="999999" w:sz="4"/>
+            </w:tcBorders>
+            <w:shd w:fill="E8E8E8" w:val="clear"/>
+          </w:tcPr>
+          <w:p>
+            <w:r>
+              <w:rPr>
+                <w:b w:val="0"/>
+              </w:rPr>
+              <w:t>CAPA</w:t>
+            </w:r>
+          </w:p>
+        </w:tc>
+        <w:tc>
+          <w:tcPr>
+            <w:tcW w:type="pct" w:w="22%"/>
+            <w:tcBorders>
+              <w:top w:val="single" w:color="999999" w:sz="4"/>
+              <w:left w:val="single" w:color="999999" w:sz="4"/>
+              <w:bottom w:val="single" w:color="999999" w:sz="4"/>
+              <w:right w:val="single" w:color="999999" w:sz="4"/>
+            </w:tcBorders>
+            <w:shd w:fill="E8E8E8" w:val="clear"/>
+          </w:tcPr>
+          <w:p>
+            <w:r>
+              <w:rPr>
+                <w:b w:val="0"/>
+              </w:rPr>
+              <w:t>corrective and preventive action</w:t>
+            </w:r>
+          </w:p>
+        </w:tc>
+      </w:tr>
+      <w:tr>
+        <w:tc>
+          <w:tcPr>
+            <w:tcW w:type="pct" w:w="22%"/>
+            <w:tcBorders>
+              <w:top w:val="single" w:color="999999" w:sz="4"/>
+              <w:left w:val="single" w:color="999999" w:sz="4"/>
+              <w:bottom w:val="single" w:color="999999" w:sz="4"/>
+              <w:right w:val="single" w:color="999999" w:sz="4"/>
+            </w:tcBorders>
+            <w:shd w:fill="E8E8E8" w:val="clear"/>
+          </w:tcPr>
+          <w:p>
+            <w:r>
+              <w:rPr>
+                <w:b w:val="0"/>
+              </w:rPr>
+              <w:t>CSSD</w:t>
+            </w:r>
+          </w:p>
+        </w:tc>
+        <w:tc>
+          <w:tcPr>
+            <w:tcW w:type="pct" w:w="22%"/>
+            <w:tcBorders>
+              <w:top w:val="single" w:color="999999" w:sz="4"/>
+              <w:left w:val="single" w:color="999999" w:sz="4"/>
+              <w:bottom w:val="single" w:color="999999" w:sz="4"/>
+              <w:right w:val="single" w:color="999999" w:sz="4"/>
+            </w:tcBorders>
+            <w:shd w:fill="E8E8E8" w:val="clear"/>
+          </w:tcPr>
+          <w:p>
+            <w:r>
+              <w:rPr>
+                <w:b w:val="0"/>
+              </w:rPr>
+              <w:t>central sterile services department</w:t>
+            </w:r>
+          </w:p>
+        </w:tc>
+      </w:tr>
+      <w:tr>
+        <w:tc>
+          <w:tcPr>
+            <w:tcW w:type="pct" w:w="22%"/>
+            <w:tcBorders>
+              <w:top w:val="single" w:color="999999" w:sz="4"/>
+              <w:left w:val="single" w:color="999999" w:sz="4"/>
+              <w:bottom w:val="single" w:color="999999" w:sz="4"/>
+              <w:right w:val="single" w:color="999999" w:sz="4"/>
+            </w:tcBorders>
+            <w:shd w:fill="E8E8E8" w:val="clear"/>
+          </w:tcPr>
+          <w:p>
+            <w:r>
+              <w:rPr>
+                <w:b w:val="0"/>
+              </w:rPr>
+              <w:t>HAI</w:t>
+            </w:r>
+          </w:p>
+        </w:tc>
+        <w:tc>
+          <w:tcPr>
+            <w:tcW w:type="pct" w:w="22%"/>
+            <w:tcBorders>
+              <w:top w:val="single" w:color="999999" w:sz="4"/>
+              <w:left w:val="single" w:color="999999" w:sz="4"/>
+              <w:bottom w:val="single" w:color="999999" w:sz="4"/>
+              <w:right w:val="single" w:color="999999" w:sz="4"/>
+            </w:tcBorders>
+            <w:shd w:fill="E8E8E8" w:val="clear"/>
+          </w:tcPr>
+          <w:p>
+            <w:r>
+              <w:rPr>
+                <w:b w:val="0"/>
+              </w:rPr>
+              <w:t>healthcare-associated infection</w:t>
+            </w:r>
+          </w:p>
+        </w:tc>
+      </w:tr>
+      <w:tr>
+        <w:tc>
+          <w:tcPr>
+            <w:tcW w:type="pct" w:w="22%"/>
+            <w:tcBorders>
+              <w:top w:val="single" w:color="999999" w:sz="4"/>
+              <w:left w:val="single" w:color="999999" w:sz="4"/>
+              <w:bottom w:val="single" w:color="999999" w:sz="4"/>
+              <w:right w:val="single" w:color="999999" w:sz="4"/>
+            </w:tcBorders>
+            <w:shd w:fill="E8E8E8" w:val="clear"/>
+          </w:tcPr>
+          <w:p>
+            <w:r>
+              <w:rPr>
+                <w:b w:val="0"/>
+              </w:rPr>
+              <w:t>HIC</w:t>
+            </w:r>
+          </w:p>
+        </w:tc>
+        <w:tc>
+          <w:tcPr>
+            <w:tcW w:type="pct" w:w="22%"/>
+            <w:tcBorders>
+              <w:top w:val="single" w:color="999999" w:sz="4"/>
+              <w:left w:val="single" w:color="999999" w:sz="4"/>
+              <w:bottom w:val="single" w:color="999999" w:sz="4"/>
+              <w:right w:val="single" w:color="999999" w:sz="4"/>
+            </w:tcBorders>
+            <w:shd w:fill="E8E8E8" w:val="clear"/>
+          </w:tcPr>
+          <w:p>
+            <w:r>
+              <w:rPr>
+                <w:b w:val="0"/>
+              </w:rPr>
+              <w:t>Hospital Infection Prevention and Control (NABH SHCO chapter)</w:t>
+            </w:r>
+          </w:p>
+        </w:tc>
+      </w:tr>
+      <w:tr>
+        <w:tc>
+          <w:tcPr>
+            <w:tcW w:type="pct" w:w="22%"/>
+            <w:tcBorders>
+              <w:top w:val="single" w:color="999999" w:sz="4"/>
+              <w:left w:val="single" w:color="999999" w:sz="4"/>
+              <w:bottom w:val="single" w:color="999999" w:sz="4"/>
+              <w:right w:val="single" w:color="999999" w:sz="4"/>
+            </w:tcBorders>
+            <w:shd w:fill="E8E8E8" w:val="clear"/>
+          </w:tcPr>
+          <w:p>
+            <w:r>
+              <w:rPr>
+                <w:b w:val="0"/>
+              </w:rPr>
+              <w:t>ICC</w:t>
+            </w:r>
+          </w:p>
+        </w:tc>
+        <w:tc>
+          <w:tcPr>
+            <w:tcW w:type="pct" w:w="22%"/>
+            <w:tcBorders>
+              <w:top w:val="single" w:color="999999" w:sz="4"/>
+              <w:left w:val="single" w:color="999999" w:sz="4"/>
+              <w:bottom w:val="single" w:color="999999" w:sz="4"/>
+              <w:right w:val="single" w:color="999999" w:sz="4"/>
+            </w:tcBorders>
+            <w:shd w:fill="E8E8E8" w:val="clear"/>
+          </w:tcPr>
+          <w:p>
+            <w:r>
+              <w:rPr>
+                <w:b w:val="0"/>
+              </w:rPr>
+              <w:t>Infection Control Committee</w:t>
+            </w:r>
+          </w:p>
+        </w:tc>
+      </w:tr>
+      <w:tr>
+        <w:tc>
+          <w:tcPr>
+            <w:tcW w:type="pct" w:w="22%"/>
+            <w:tcBorders>
+              <w:top w:val="single" w:color="999999" w:sz="4"/>
+              <w:left w:val="single" w:color="999999" w:sz="4"/>
+              <w:bottom w:val="single" w:color="999999" w:sz="4"/>
+              <w:right w:val="single" w:color="999999" w:sz="4"/>
+            </w:tcBorders>
+            <w:shd w:fill="E8E8E8" w:val="clear"/>
+          </w:tcPr>
+          <w:p>
+            <w:r>
+              <w:rPr>
+                <w:b w:val="0"/>
+              </w:rPr>
+              <w:t>ICT</w:t>
+            </w:r>
+          </w:p>
+        </w:tc>
+        <w:tc>
+          <w:tcPr>
+            <w:tcW w:type="pct" w:w="22%"/>
+            <w:tcBorders>
+              <w:top w:val="single" w:color="999999" w:sz="4"/>
+              <w:left w:val="single" w:color="999999" w:sz="4"/>
+              <w:bottom w:val="single" w:color="999999" w:sz="4"/>
+              <w:right w:val="single" w:color="999999" w:sz="4"/>
+            </w:tcBorders>
+            <w:shd w:fill="E8E8E8" w:val="clear"/>
+          </w:tcPr>
+          <w:p>
+            <w:r>
+              <w:rPr>
+                <w:b w:val="0"/>
+              </w:rPr>
+              <w:t>Infection Control Team</w:t>
+            </w:r>
+          </w:p>
+        </w:tc>
+      </w:tr>
+      <w:tr>
+        <w:tc>
+          <w:tcPr>
+            <w:tcW w:type="pct" w:w="22%"/>
+            <w:tcBorders>
+              <w:top w:val="single" w:color="999999" w:sz="4"/>
+              <w:left w:val="single" w:color="999999" w:sz="4"/>
+              <w:bottom w:val="single" w:color="999999" w:sz="4"/>
+              <w:right w:val="single" w:color="999999" w:sz="4"/>
+            </w:tcBorders>
+            <w:shd w:fill="E8E8E8" w:val="clear"/>
+          </w:tcPr>
+          <w:p>
+            <w:r>
+              <w:rPr>
+                <w:b w:val="0"/>
+              </w:rPr>
+              <w:t>IEC</w:t>
+            </w:r>
+          </w:p>
+        </w:tc>
+        <w:tc>
+          <w:tcPr>
+            <w:tcW w:type="pct" w:w="22%"/>
+            <w:tcBorders>
+              <w:top w:val="single" w:color="999999" w:sz="4"/>
+              <w:left w:val="single" w:color="999999" w:sz="4"/>
+              <w:bottom w:val="single" w:color="999999" w:sz="4"/>
+              <w:right w:val="single" w:color="999999" w:sz="4"/>
+            </w:tcBorders>
+            <w:shd w:fill="E8E8E8" w:val="clear"/>
+          </w:tcPr>
+          <w:p>
+            <w:r>
+              <w:rPr>
+                <w:b w:val="0"/>
+              </w:rPr>
+              <w:t>information, education and communication</w:t>
+            </w:r>
+          </w:p>
+        </w:tc>
+      </w:tr>
+      <w:tr>
+        <w:tc>
+          <w:tcPr>
+            <w:tcW w:type="pct" w:w="22%"/>
+            <w:tcBorders>
+              <w:top w:val="single" w:color="999999" w:sz="4"/>
+              <w:left w:val="single" w:color="999999" w:sz="4"/>
+              <w:bottom w:val="single" w:color="999999" w:sz="4"/>
+              <w:right w:val="single" w:color="999999" w:sz="4"/>
+            </w:tcBorders>
+            <w:shd w:fill="E8E8E8" w:val="clear"/>
+          </w:tcPr>
+          <w:p>
+            <w:r>
+              <w:rPr>
+                <w:b w:val="0"/>
+              </w:rPr>
+              <w:t>NABH</w:t>
+            </w:r>
+          </w:p>
+        </w:tc>
+        <w:tc>
+          <w:tcPr>
+            <w:tcW w:type="pct" w:w="22%"/>
+            <w:tcBorders>
+              <w:top w:val="single" w:color="999999" w:sz="4"/>
+              <w:left w:val="single" w:color="999999" w:sz="4"/>
+              <w:bottom w:val="single" w:color="999999" w:sz="4"/>
+              <w:right w:val="single" w:color="999999" w:sz="4"/>
+            </w:tcBorders>
+            <w:shd w:fill="E8E8E8" w:val="clear"/>
+          </w:tcPr>
+          <w:p>
+            <w:r>
+              <w:rPr>
+                <w:b w:val="0"/>
+              </w:rPr>
+              <w:t>National Accreditation Board for Hospitals and Healthcare Providers</w:t>
+            </w:r>
+          </w:p>
+        </w:tc>
+      </w:tr>
+      <w:tr>
+        <w:tc>
+          <w:tcPr>
+            <w:tcW w:type="pct" w:w="22%"/>
+            <w:tcBorders>
+              <w:top w:val="single" w:color="999999" w:sz="4"/>
+              <w:left w:val="single" w:color="999999" w:sz="4"/>
+              <w:bottom w:val="single" w:color="999999" w:sz="4"/>
+              <w:right w:val="single" w:color="999999" w:sz="4"/>
+            </w:tcBorders>
+            <w:shd w:fill="E8E8E8" w:val="clear"/>
+          </w:tcPr>
+          <w:p>
+            <w:r>
+              <w:rPr>
+                <w:b w:val="0"/>
+              </w:rPr>
+              <w:t>OE</w:t>
+            </w:r>
+          </w:p>
+        </w:tc>
+        <w:tc>
+          <w:tcPr>
+            <w:tcW w:type="pct" w:w="22%"/>
+            <w:tcBorders>
+              <w:top w:val="single" w:color="999999" w:sz="4"/>
+              <w:left w:val="single" w:color="999999" w:sz="4"/>
+              <w:bottom w:val="single" w:color="999999" w:sz="4"/>
+              <w:right w:val="single" w:color="999999" w:sz="4"/>
+            </w:tcBorders>
+            <w:shd w:fill="E8E8E8" w:val="clear"/>
+          </w:tcPr>
+          <w:p>
+            <w:r>
+              <w:rPr>
+                <w:b w:val="0"/>
+              </w:rPr>
+              <w:t>objective element</w:t>
+            </w:r>
+          </w:p>
+        </w:tc>
+      </w:tr>
+      <w:tr>
+        <w:tc>
+          <w:tcPr>
+            <w:tcW w:type="pct" w:w="22%"/>
+            <w:tcBorders>
+              <w:top w:val="single" w:color="999999" w:sz="4"/>
+              <w:left w:val="single" w:color="999999" w:sz="4"/>
+              <w:bottom w:val="single" w:color="999999" w:sz="4"/>
+              <w:right w:val="single" w:color="999999" w:sz="4"/>
+            </w:tcBorders>
+            <w:shd w:fill="E8E8E8" w:val="clear"/>
+          </w:tcPr>
+          <w:p>
+            <w:r>
+              <w:rPr>
+                <w:b w:val="0"/>
+              </w:rPr>
+              <w:t>PPE</w:t>
+            </w:r>
+          </w:p>
+        </w:tc>
+        <w:tc>
+          <w:tcPr>
+            <w:tcW w:type="pct" w:w="22%"/>
+            <w:tcBorders>
+              <w:top w:val="single" w:color="999999" w:sz="4"/>
+              <w:left w:val="single" w:color="999999" w:sz="4"/>
+              <w:bottom w:val="single" w:color="999999" w:sz="4"/>
+              <w:right w:val="single" w:color="999999" w:sz="4"/>
+            </w:tcBorders>
+            <w:shd w:fill="E8E8E8" w:val="clear"/>
+          </w:tcPr>
+          <w:p>
+            <w:r>
+              <w:rPr>
+                <w:b w:val="0"/>
+              </w:rPr>
+              <w:t>personal protective equipment</w:t>
+            </w:r>
+          </w:p>
+        </w:tc>
+      </w:tr>
+      <w:tr>
+        <w:tc>
+          <w:tcPr>
+            <w:tcW w:type="pct" w:w="22%"/>
+            <w:tcBorders>
+              <w:top w:val="single" w:color="999999" w:sz="4"/>
+              <w:left w:val="single" w:color="999999" w:sz="4"/>
+              <w:bottom w:val="single" w:color="999999" w:sz="4"/>
+              <w:right w:val="single" w:color="999999" w:sz="4"/>
+            </w:tcBorders>
+            <w:shd w:fill="E8E8E8" w:val="clear"/>
+          </w:tcPr>
+          <w:p>
+            <w:r>
+              <w:rPr>
+                <w:b w:val="0"/>
+              </w:rPr>
+              <w:t>SHCO</w:t>
+            </w:r>
+          </w:p>
+        </w:tc>
+        <w:tc>
+          <w:tcPr>
+            <w:tcW w:type="pct" w:w="22%"/>
+            <w:tcBorders>
+              <w:top w:val="single" w:color="999999" w:sz="4"/>
+              <w:left w:val="single" w:color="999999" w:sz="4"/>
+              <w:bottom w:val="single" w:color="999999" w:sz="4"/>
+              <w:right w:val="single" w:color="999999" w:sz="4"/>
+            </w:tcBorders>
+            <w:shd w:fill="E8E8E8" w:val="clear"/>
+          </w:tcPr>
+          <w:p>
+            <w:r>
+              <w:rPr>
+                <w:b w:val="0"/>
+              </w:rPr>
+              <w:t>Standards for Small Healthcare Organisations</w:t>
+            </w:r>
+          </w:p>
+        </w:tc>
+      </w:tr>
+      <w:tr>
+        <w:tc>
+          <w:tcPr>
+            <w:tcW w:type="pct" w:w="22%"/>
+            <w:tcBorders>
+              <w:top w:val="single" w:color="999999" w:sz="4"/>
+              <w:left w:val="single" w:color="999999" w:sz="4"/>
+              <w:bottom w:val="single" w:color="999999" w:sz="4"/>
+              <w:right w:val="single" w:color="999999" w:sz="4"/>
+            </w:tcBorders>
+            <w:shd w:fill="E8E8E8" w:val="clear"/>
+          </w:tcPr>
+          <w:p>
+            <w:r>
+              <w:rPr>
+                <w:b w:val="0"/>
+              </w:rPr>
+              <w:t>WHO</w:t>
+            </w:r>
+          </w:p>
+        </w:tc>
+        <w:tc>
+          <w:tcPr>
+            <w:tcW w:type="pct" w:w="22%"/>
+            <w:tcBorders>
+              <w:top w:val="single" w:color="999999" w:sz="4"/>
+              <w:left w:val="single" w:color="999999" w:sz="4"/>
+              <w:bottom w:val="single" w:color="999999" w:sz="4"/>
+              <w:right w:val="single" w:color="999999" w:sz="4"/>
+            </w:tcBorders>
+            <w:shd w:fill="E8E8E8" w:val="clear"/>
+          </w:tcPr>
+          <w:p>
+            <w:r>
+              <w:rPr>
+                <w:b w:val="0"/>
+              </w:rPr>
+              <w:t>World Health Organization</w:t>
+            </w:r>
+          </w:p>
+        </w:tc>
+      </w:tr>
+    </w:tbl>
     <w:p>
       <w:pPr>
         <w:pStyle w:val="Heading1"/>

--- a/policies/build/masters/HIC.1_v2_master.docx
+++ b/policies/build/masters/HIC.1_v2_master.docx
@@ -682,18 +682,6 @@
     </w:p>
     <w:p>
       <w:pPr>
-        <w:spacing w:after="140"/>
-      </w:pPr>
-      <w:r>
-        <w:rPr>
-          <w:sz w:val="22"/>
-          <w:szCs w:val="22"/>
-        </w:rPr>
-        <w:t xml:space="preserve">Words marked «like this» are defaults a small hospital can keep. A blank marked «________» has no sensible default. Fill it in before this document is signed.</w:t>
-      </w:r>
-    </w:p>
-    <w:p>
-      <w:pPr>
         <w:pStyle w:val="Heading1"/>
         <w:spacing w:after="120" w:before="280"/>
       </w:pPr>
@@ -723,120 +711,6 @@
           <w:szCs w:val="22"/>
         </w:rPr>
         <w:t xml:space="preserve">It covers the six elements HIC.1.a–f name: programme documentation, assessment-tool-based review, committee/team coordination, community IEC and pandemic participation, resource provision, and isolation/barrier nursing.</w:t>
-      </w:r>
-    </w:p>
-    <w:p>
-      <w:pPr>
-        <w:spacing w:after="140"/>
-      </w:pPr>
-      <w:r>
-        <w:rPr>
-          <w:sz w:val="22"/>
-          <w:szCs w:val="22"/>
-        </w:rPr>
-        <w:t xml:space="preserve">Boundaries with other policies of «Hospital Name»:</w:t>
-      </w:r>
-    </w:p>
-    <w:p>
-      <w:pPr>
-        <w:pStyle w:val="ListParagraph"/>
-        <w:numPr>
-          <w:ilvl w:val="0"/>
-          <w:numId w:val="1"/>
-        </w:numPr>
-        <w:spacing w:after="60"/>
-      </w:pPr>
-      <w:r>
-        <w:rPr>
-          <w:sz w:val="22"/>
-          <w:szCs w:val="22"/>
-        </w:rPr>
-        <w:t xml:space="preserve">HIC.2 owns clinical infection prevention practices (hand hygiene, standard precautions, antimicrobial stewardship).</w:t>
-      </w:r>
-    </w:p>
-    <w:p>
-      <w:pPr>
-        <w:pStyle w:val="ListParagraph"/>
-        <w:numPr>
-          <w:ilvl w:val="0"/>
-          <w:numId w:val="1"/>
-        </w:numPr>
-        <w:spacing w:after="60"/>
-      </w:pPr>
-      <w:r>
-        <w:rPr>
-          <w:sz w:val="22"/>
-          <w:szCs w:val="22"/>
-        </w:rPr>
-        <w:t xml:space="preserve">HIC.3 owns infection control in support services (engineering controls, housekeeping, bio-medical waste, laundry, kitchen).</w:t>
-      </w:r>
-    </w:p>
-    <w:p>
-      <w:pPr>
-        <w:pStyle w:val="ListParagraph"/>
-        <w:numPr>
-          <w:ilvl w:val="0"/>
-          <w:numId w:val="1"/>
-        </w:numPr>
-        <w:spacing w:after="60"/>
-      </w:pPr>
-      <w:r>
-        <w:rPr>
-          <w:sz w:val="22"/>
-          <w:szCs w:val="22"/>
-        </w:rPr>
-        <w:t xml:space="preserve">HIC.4 owns actions to prevent specific HAI in patients and occupational health/safety for staff.</w:t>
-      </w:r>
-    </w:p>
-    <w:p>
-      <w:pPr>
-        <w:pStyle w:val="ListParagraph"/>
-        <w:numPr>
-          <w:ilvl w:val="0"/>
-          <w:numId w:val="1"/>
-        </w:numPr>
-        <w:spacing w:after="60"/>
-      </w:pPr>
-      <w:r>
-        <w:rPr>
-          <w:sz w:val="22"/>
-          <w:szCs w:val="22"/>
-        </w:rPr>
-        <w:t xml:space="preserve">HIC.5 owns surveillance of infection data.</w:t>
-      </w:r>
-    </w:p>
-    <w:p>
-      <w:pPr>
-        <w:pStyle w:val="ListParagraph"/>
-        <w:numPr>
-          <w:ilvl w:val="0"/>
-          <w:numId w:val="1"/>
-        </w:numPr>
-        <w:spacing w:after="60"/>
-      </w:pPr>
-      <w:r>
-        <w:rPr>
-          <w:sz w:val="22"/>
-          <w:szCs w:val="22"/>
-        </w:rPr>
-        <w:t xml:space="preserve">HIC.6 owns sterilisation and disinfection of instruments and devices.</w:t>
-      </w:r>
-    </w:p>
-    <w:p>
-      <w:pPr>
-        <w:pStyle w:val="ListParagraph"/>
-        <w:numPr>
-          <w:ilvl w:val="0"/>
-          <w:numId w:val="1"/>
-        </w:numPr>
-        <w:spacing w:after="60"/>
-      </w:pPr>
-      <w:r>
-        <w:rPr>
-          <w:sz w:val="22"/>
-          <w:szCs w:val="22"/>
-        </w:rPr>
-        <w:t xml:space="preserve">FMS owns the built environment and engineering infrastructure; this policy owns infection-prevention programme design.</w:t>
       </w:r>
     </w:p>
     <w:p>

--- a/policies/build/masters/HIC.1_v2_master.docx
+++ b/policies/build/masters/HIC.1_v2_master.docx
@@ -2246,6 +2246,700 @@
         <w:t xml:space="preserve">The Nursing Superintendent holds signed acknowledgements with the induction record.</w:t>
       </w:r>
     </w:p>
+    <w:p>
+      <w:pPr>
+        <w:pStyle w:val="Heading1"/>
+        <w:spacing w:after="120" w:before="280"/>
+      </w:pPr>
+      <w:r>
+        <w:t>9. Distribution</w:t>
+      </w:r>
+    </w:p>
+    <w:p>
+      <w:pPr>
+        <w:spacing w:after="140"/>
+      </w:pPr>
+      <w:r>
+        <w:rPr>
+          <w:sz w:val="22"/>
+          <w:szCs w:val="22"/>
+        </w:rPr>
+        <w:t xml:space="preserve">Official master copy: office of the Medical Superintendent, «Hospital Name», with the Infection Control Officer and the Quality Coordinator.</w:t>
+      </w:r>
+    </w:p>
+    <w:p>
+      <w:pPr>
+        <w:spacing w:after="140"/>
+      </w:pPr>
+      <w:r>
+        <w:rPr>
+          <w:sz w:val="22"/>
+          <w:szCs w:val="22"/>
+        </w:rPr>
+        <w:t xml:space="preserve">Copies issued to: all clinical areas, CSSD, housekeeping, kitchen, laundry, laboratory, nursing administration.</w:t>
+      </w:r>
+    </w:p>
+    <w:p>
+      <w:pPr>
+        <w:spacing w:after="140"/>
+      </w:pPr>
+      <w:r>
+        <w:rPr>
+          <w:sz w:val="22"/>
+          <w:szCs w:val="22"/>
+        </w:rPr>
+        <w:t xml:space="preserve">The current version is available to all staff at the «infection control manual / staff intranet».</w:t>
+      </w:r>
+    </w:p>
+    <w:p>
+      <w:pPr>
+        <w:spacing w:after="140"/>
+      </w:pPr>
+      <w:r>
+        <w:rPr>
+          <w:sz w:val="22"/>
+          <w:szCs w:val="22"/>
+        </w:rPr>
+        <w:t xml:space="preserve">When a new version is issued, take old copies out of use.</w:t>
+      </w:r>
+    </w:p>
+    <w:p>
+      <w:pPr>
+        <w:pStyle w:val="Heading1"/>
+        <w:spacing w:after="120" w:before="280"/>
+      </w:pPr>
+      <w:r>
+        <w:t>10. Abbreviations</w:t>
+      </w:r>
+    </w:p>
+    <w:tbl>
+      <w:tblPr>
+        <w:tblW w:type="pct" w:w="100%"/>
+        <w:tblBorders>
+          <w:top w:val="single" w:color="auto" w:sz="4"/>
+          <w:left w:val="single" w:color="auto" w:sz="4"/>
+          <w:bottom w:val="single" w:color="auto" w:sz="4"/>
+          <w:right w:val="single" w:color="auto" w:sz="4"/>
+          <w:insideH w:val="single" w:color="auto" w:sz="4"/>
+          <w:insideV w:val="single" w:color="auto" w:sz="4"/>
+        </w:tblBorders>
+      </w:tblPr>
+      <w:tblGrid>
+        <w:gridCol w:w="100"/>
+        <w:gridCol w:w="100"/>
+      </w:tblGrid>
+      <w:tr>
+        <w:tc>
+          <w:tcPr>
+            <w:tcW w:type="pct" w:w="22%"/>
+            <w:tcBorders>
+              <w:top w:val="single" w:color="999999" w:sz="4"/>
+              <w:left w:val="single" w:color="999999" w:sz="4"/>
+              <w:bottom w:val="single" w:color="999999" w:sz="4"/>
+              <w:right w:val="single" w:color="999999" w:sz="4"/>
+            </w:tcBorders>
+            <w:shd w:fill="E8E8E8" w:val="clear"/>
+          </w:tcPr>
+          <w:p>
+            <w:r>
+              <w:rPr>
+                <w:b/>
+              </w:rPr>
+              <w:t>Abbreviation</w:t>
+            </w:r>
+          </w:p>
+        </w:tc>
+        <w:tc>
+          <w:tcPr>
+            <w:tcW w:type="pct" w:w="22%"/>
+            <w:tcBorders>
+              <w:top w:val="single" w:color="999999" w:sz="4"/>
+              <w:left w:val="single" w:color="999999" w:sz="4"/>
+              <w:bottom w:val="single" w:color="999999" w:sz="4"/>
+              <w:right w:val="single" w:color="999999" w:sz="4"/>
+            </w:tcBorders>
+            <w:shd w:fill="E8E8E8" w:val="clear"/>
+          </w:tcPr>
+          <w:p>
+            <w:r>
+              <w:rPr>
+                <w:b/>
+              </w:rPr>
+              <w:t>Meaning</w:t>
+            </w:r>
+          </w:p>
+        </w:tc>
+      </w:tr>
+      <w:tr>
+        <w:tc>
+          <w:tcPr>
+            <w:tcW w:type="pct" w:w="22%"/>
+            <w:tcBorders>
+              <w:top w:val="single" w:color="999999" w:sz="4"/>
+              <w:left w:val="single" w:color="999999" w:sz="4"/>
+              <w:bottom w:val="single" w:color="999999" w:sz="4"/>
+              <w:right w:val="single" w:color="999999" w:sz="4"/>
+            </w:tcBorders>
+            <w:shd w:fill="E8E8E8" w:val="clear"/>
+          </w:tcPr>
+          <w:p>
+            <w:r>
+              <w:rPr>
+                <w:b w:val="0"/>
+              </w:rPr>
+              <w:t>BMW</w:t>
+            </w:r>
+          </w:p>
+        </w:tc>
+        <w:tc>
+          <w:tcPr>
+            <w:tcW w:type="pct" w:w="22%"/>
+            <w:tcBorders>
+              <w:top w:val="single" w:color="999999" w:sz="4"/>
+              <w:left w:val="single" w:color="999999" w:sz="4"/>
+              <w:bottom w:val="single" w:color="999999" w:sz="4"/>
+              <w:right w:val="single" w:color="999999" w:sz="4"/>
+            </w:tcBorders>
+            <w:shd w:fill="E8E8E8" w:val="clear"/>
+          </w:tcPr>
+          <w:p>
+            <w:r>
+              <w:rPr>
+                <w:b w:val="0"/>
+              </w:rPr>
+              <w:t>bio-medical waste</w:t>
+            </w:r>
+          </w:p>
+        </w:tc>
+      </w:tr>
+      <w:tr>
+        <w:tc>
+          <w:tcPr>
+            <w:tcW w:type="pct" w:w="22%"/>
+            <w:tcBorders>
+              <w:top w:val="single" w:color="999999" w:sz="4"/>
+              <w:left w:val="single" w:color="999999" w:sz="4"/>
+              <w:bottom w:val="single" w:color="999999" w:sz="4"/>
+              <w:right w:val="single" w:color="999999" w:sz="4"/>
+            </w:tcBorders>
+            <w:shd w:fill="E8E8E8" w:val="clear"/>
+          </w:tcPr>
+          <w:p>
+            <w:r>
+              <w:rPr>
+                <w:b w:val="0"/>
+              </w:rPr>
+              <w:t>CAPA</w:t>
+            </w:r>
+          </w:p>
+        </w:tc>
+        <w:tc>
+          <w:tcPr>
+            <w:tcW w:type="pct" w:w="22%"/>
+            <w:tcBorders>
+              <w:top w:val="single" w:color="999999" w:sz="4"/>
+              <w:left w:val="single" w:color="999999" w:sz="4"/>
+              <w:bottom w:val="single" w:color="999999" w:sz="4"/>
+              <w:right w:val="single" w:color="999999" w:sz="4"/>
+            </w:tcBorders>
+            <w:shd w:fill="E8E8E8" w:val="clear"/>
+          </w:tcPr>
+          <w:p>
+            <w:r>
+              <w:rPr>
+                <w:b w:val="0"/>
+              </w:rPr>
+              <w:t>corrective and preventive action</w:t>
+            </w:r>
+          </w:p>
+        </w:tc>
+      </w:tr>
+      <w:tr>
+        <w:tc>
+          <w:tcPr>
+            <w:tcW w:type="pct" w:w="22%"/>
+            <w:tcBorders>
+              <w:top w:val="single" w:color="999999" w:sz="4"/>
+              <w:left w:val="single" w:color="999999" w:sz="4"/>
+              <w:bottom w:val="single" w:color="999999" w:sz="4"/>
+              <w:right w:val="single" w:color="999999" w:sz="4"/>
+            </w:tcBorders>
+            <w:shd w:fill="E8E8E8" w:val="clear"/>
+          </w:tcPr>
+          <w:p>
+            <w:r>
+              <w:rPr>
+                <w:b w:val="0"/>
+              </w:rPr>
+              <w:t>CSSD</w:t>
+            </w:r>
+          </w:p>
+        </w:tc>
+        <w:tc>
+          <w:tcPr>
+            <w:tcW w:type="pct" w:w="22%"/>
+            <w:tcBorders>
+              <w:top w:val="single" w:color="999999" w:sz="4"/>
+              <w:left w:val="single" w:color="999999" w:sz="4"/>
+              <w:bottom w:val="single" w:color="999999" w:sz="4"/>
+              <w:right w:val="single" w:color="999999" w:sz="4"/>
+            </w:tcBorders>
+            <w:shd w:fill="E8E8E8" w:val="clear"/>
+          </w:tcPr>
+          <w:p>
+            <w:r>
+              <w:rPr>
+                <w:b w:val="0"/>
+              </w:rPr>
+              <w:t>central sterile services department</w:t>
+            </w:r>
+          </w:p>
+        </w:tc>
+      </w:tr>
+      <w:tr>
+        <w:tc>
+          <w:tcPr>
+            <w:tcW w:type="pct" w:w="22%"/>
+            <w:tcBorders>
+              <w:top w:val="single" w:color="999999" w:sz="4"/>
+              <w:left w:val="single" w:color="999999" w:sz="4"/>
+              <w:bottom w:val="single" w:color="999999" w:sz="4"/>
+              <w:right w:val="single" w:color="999999" w:sz="4"/>
+            </w:tcBorders>
+            <w:shd w:fill="E8E8E8" w:val="clear"/>
+          </w:tcPr>
+          <w:p>
+            <w:r>
+              <w:rPr>
+                <w:b w:val="0"/>
+              </w:rPr>
+              <w:t>HAI</w:t>
+            </w:r>
+          </w:p>
+        </w:tc>
+        <w:tc>
+          <w:tcPr>
+            <w:tcW w:type="pct" w:w="22%"/>
+            <w:tcBorders>
+              <w:top w:val="single" w:color="999999" w:sz="4"/>
+              <w:left w:val="single" w:color="999999" w:sz="4"/>
+              <w:bottom w:val="single" w:color="999999" w:sz="4"/>
+              <w:right w:val="single" w:color="999999" w:sz="4"/>
+            </w:tcBorders>
+            <w:shd w:fill="E8E8E8" w:val="clear"/>
+          </w:tcPr>
+          <w:p>
+            <w:r>
+              <w:rPr>
+                <w:b w:val="0"/>
+              </w:rPr>
+              <w:t>healthcare-associated infection</w:t>
+            </w:r>
+          </w:p>
+        </w:tc>
+      </w:tr>
+      <w:tr>
+        <w:tc>
+          <w:tcPr>
+            <w:tcW w:type="pct" w:w="22%"/>
+            <w:tcBorders>
+              <w:top w:val="single" w:color="999999" w:sz="4"/>
+              <w:left w:val="single" w:color="999999" w:sz="4"/>
+              <w:bottom w:val="single" w:color="999999" w:sz="4"/>
+              <w:right w:val="single" w:color="999999" w:sz="4"/>
+            </w:tcBorders>
+            <w:shd w:fill="E8E8E8" w:val="clear"/>
+          </w:tcPr>
+          <w:p>
+            <w:r>
+              <w:rPr>
+                <w:b w:val="0"/>
+              </w:rPr>
+              <w:t>HIC</w:t>
+            </w:r>
+          </w:p>
+        </w:tc>
+        <w:tc>
+          <w:tcPr>
+            <w:tcW w:type="pct" w:w="22%"/>
+            <w:tcBorders>
+              <w:top w:val="single" w:color="999999" w:sz="4"/>
+              <w:left w:val="single" w:color="999999" w:sz="4"/>
+              <w:bottom w:val="single" w:color="999999" w:sz="4"/>
+              <w:right w:val="single" w:color="999999" w:sz="4"/>
+            </w:tcBorders>
+            <w:shd w:fill="E8E8E8" w:val="clear"/>
+          </w:tcPr>
+          <w:p>
+            <w:r>
+              <w:rPr>
+                <w:b w:val="0"/>
+              </w:rPr>
+              <w:t>Hospital Infection Prevention and Control (NABH SHCO chapter)</w:t>
+            </w:r>
+          </w:p>
+        </w:tc>
+      </w:tr>
+      <w:tr>
+        <w:tc>
+          <w:tcPr>
+            <w:tcW w:type="pct" w:w="22%"/>
+            <w:tcBorders>
+              <w:top w:val="single" w:color="999999" w:sz="4"/>
+              <w:left w:val="single" w:color="999999" w:sz="4"/>
+              <w:bottom w:val="single" w:color="999999" w:sz="4"/>
+              <w:right w:val="single" w:color="999999" w:sz="4"/>
+            </w:tcBorders>
+            <w:shd w:fill="E8E8E8" w:val="clear"/>
+          </w:tcPr>
+          <w:p>
+            <w:r>
+              <w:rPr>
+                <w:b w:val="0"/>
+              </w:rPr>
+              <w:t>ICC</w:t>
+            </w:r>
+          </w:p>
+        </w:tc>
+        <w:tc>
+          <w:tcPr>
+            <w:tcW w:type="pct" w:w="22%"/>
+            <w:tcBorders>
+              <w:top w:val="single" w:color="999999" w:sz="4"/>
+              <w:left w:val="single" w:color="999999" w:sz="4"/>
+              <w:bottom w:val="single" w:color="999999" w:sz="4"/>
+              <w:right w:val="single" w:color="999999" w:sz="4"/>
+            </w:tcBorders>
+            <w:shd w:fill="E8E8E8" w:val="clear"/>
+          </w:tcPr>
+          <w:p>
+            <w:r>
+              <w:rPr>
+                <w:b w:val="0"/>
+              </w:rPr>
+              <w:t>Infection Control Committee</w:t>
+            </w:r>
+          </w:p>
+        </w:tc>
+      </w:tr>
+      <w:tr>
+        <w:tc>
+          <w:tcPr>
+            <w:tcW w:type="pct" w:w="22%"/>
+            <w:tcBorders>
+              <w:top w:val="single" w:color="999999" w:sz="4"/>
+              <w:left w:val="single" w:color="999999" w:sz="4"/>
+              <w:bottom w:val="single" w:color="999999" w:sz="4"/>
+              <w:right w:val="single" w:color="999999" w:sz="4"/>
+            </w:tcBorders>
+            <w:shd w:fill="E8E8E8" w:val="clear"/>
+          </w:tcPr>
+          <w:p>
+            <w:r>
+              <w:rPr>
+                <w:b w:val="0"/>
+              </w:rPr>
+              <w:t>ICT</w:t>
+            </w:r>
+          </w:p>
+        </w:tc>
+        <w:tc>
+          <w:tcPr>
+            <w:tcW w:type="pct" w:w="22%"/>
+            <w:tcBorders>
+              <w:top w:val="single" w:color="999999" w:sz="4"/>
+              <w:left w:val="single" w:color="999999" w:sz="4"/>
+              <w:bottom w:val="single" w:color="999999" w:sz="4"/>
+              <w:right w:val="single" w:color="999999" w:sz="4"/>
+            </w:tcBorders>
+            <w:shd w:fill="E8E8E8" w:val="clear"/>
+          </w:tcPr>
+          <w:p>
+            <w:r>
+              <w:rPr>
+                <w:b w:val="0"/>
+              </w:rPr>
+              <w:t>Infection Control Team</w:t>
+            </w:r>
+          </w:p>
+        </w:tc>
+      </w:tr>
+      <w:tr>
+        <w:tc>
+          <w:tcPr>
+            <w:tcW w:type="pct" w:w="22%"/>
+            <w:tcBorders>
+              <w:top w:val="single" w:color="999999" w:sz="4"/>
+              <w:left w:val="single" w:color="999999" w:sz="4"/>
+              <w:bottom w:val="single" w:color="999999" w:sz="4"/>
+              <w:right w:val="single" w:color="999999" w:sz="4"/>
+            </w:tcBorders>
+            <w:shd w:fill="E8E8E8" w:val="clear"/>
+          </w:tcPr>
+          <w:p>
+            <w:r>
+              <w:rPr>
+                <w:b w:val="0"/>
+              </w:rPr>
+              <w:t>IEC</w:t>
+            </w:r>
+          </w:p>
+        </w:tc>
+        <w:tc>
+          <w:tcPr>
+            <w:tcW w:type="pct" w:w="22%"/>
+            <w:tcBorders>
+              <w:top w:val="single" w:color="999999" w:sz="4"/>
+              <w:left w:val="single" w:color="999999" w:sz="4"/>
+              <w:bottom w:val="single" w:color="999999" w:sz="4"/>
+              <w:right w:val="single" w:color="999999" w:sz="4"/>
+            </w:tcBorders>
+            <w:shd w:fill="E8E8E8" w:val="clear"/>
+          </w:tcPr>
+          <w:p>
+            <w:r>
+              <w:rPr>
+                <w:b w:val="0"/>
+              </w:rPr>
+              <w:t>information, education and communication</w:t>
+            </w:r>
+          </w:p>
+        </w:tc>
+      </w:tr>
+      <w:tr>
+        <w:tc>
+          <w:tcPr>
+            <w:tcW w:type="pct" w:w="22%"/>
+            <w:tcBorders>
+              <w:top w:val="single" w:color="999999" w:sz="4"/>
+              <w:left w:val="single" w:color="999999" w:sz="4"/>
+              <w:bottom w:val="single" w:color="999999" w:sz="4"/>
+              <w:right w:val="single" w:color="999999" w:sz="4"/>
+            </w:tcBorders>
+            <w:shd w:fill="E8E8E8" w:val="clear"/>
+          </w:tcPr>
+          <w:p>
+            <w:r>
+              <w:rPr>
+                <w:b w:val="0"/>
+              </w:rPr>
+              <w:t>NABH</w:t>
+            </w:r>
+          </w:p>
+        </w:tc>
+        <w:tc>
+          <w:tcPr>
+            <w:tcW w:type="pct" w:w="22%"/>
+            <w:tcBorders>
+              <w:top w:val="single" w:color="999999" w:sz="4"/>
+              <w:left w:val="single" w:color="999999" w:sz="4"/>
+              <w:bottom w:val="single" w:color="999999" w:sz="4"/>
+              <w:right w:val="single" w:color="999999" w:sz="4"/>
+            </w:tcBorders>
+            <w:shd w:fill="E8E8E8" w:val="clear"/>
+          </w:tcPr>
+          <w:p>
+            <w:r>
+              <w:rPr>
+                <w:b w:val="0"/>
+              </w:rPr>
+              <w:t>National Accreditation Board for Hospitals and Healthcare Providers</w:t>
+            </w:r>
+          </w:p>
+        </w:tc>
+      </w:tr>
+      <w:tr>
+        <w:tc>
+          <w:tcPr>
+            <w:tcW w:type="pct" w:w="22%"/>
+            <w:tcBorders>
+              <w:top w:val="single" w:color="999999" w:sz="4"/>
+              <w:left w:val="single" w:color="999999" w:sz="4"/>
+              <w:bottom w:val="single" w:color="999999" w:sz="4"/>
+              <w:right w:val="single" w:color="999999" w:sz="4"/>
+            </w:tcBorders>
+            <w:shd w:fill="E8E8E8" w:val="clear"/>
+          </w:tcPr>
+          <w:p>
+            <w:r>
+              <w:rPr>
+                <w:b w:val="0"/>
+              </w:rPr>
+              <w:t>OE</w:t>
+            </w:r>
+          </w:p>
+        </w:tc>
+        <w:tc>
+          <w:tcPr>
+            <w:tcW w:type="pct" w:w="22%"/>
+            <w:tcBorders>
+              <w:top w:val="single" w:color="999999" w:sz="4"/>
+              <w:left w:val="single" w:color="999999" w:sz="4"/>
+              <w:bottom w:val="single" w:color="999999" w:sz="4"/>
+              <w:right w:val="single" w:color="999999" w:sz="4"/>
+            </w:tcBorders>
+            <w:shd w:fill="E8E8E8" w:val="clear"/>
+          </w:tcPr>
+          <w:p>
+            <w:r>
+              <w:rPr>
+                <w:b w:val="0"/>
+              </w:rPr>
+              <w:t>objective element</w:t>
+            </w:r>
+          </w:p>
+        </w:tc>
+      </w:tr>
+      <w:tr>
+        <w:tc>
+          <w:tcPr>
+            <w:tcW w:type="pct" w:w="22%"/>
+            <w:tcBorders>
+              <w:top w:val="single" w:color="999999" w:sz="4"/>
+              <w:left w:val="single" w:color="999999" w:sz="4"/>
+              <w:bottom w:val="single" w:color="999999" w:sz="4"/>
+              <w:right w:val="single" w:color="999999" w:sz="4"/>
+            </w:tcBorders>
+            <w:shd w:fill="E8E8E8" w:val="clear"/>
+          </w:tcPr>
+          <w:p>
+            <w:r>
+              <w:rPr>
+                <w:b w:val="0"/>
+              </w:rPr>
+              <w:t>PPE</w:t>
+            </w:r>
+          </w:p>
+        </w:tc>
+        <w:tc>
+          <w:tcPr>
+            <w:tcW w:type="pct" w:w="22%"/>
+            <w:tcBorders>
+              <w:top w:val="single" w:color="999999" w:sz="4"/>
+              <w:left w:val="single" w:color="999999" w:sz="4"/>
+              <w:bottom w:val="single" w:color="999999" w:sz="4"/>
+              <w:right w:val="single" w:color="999999" w:sz="4"/>
+            </w:tcBorders>
+            <w:shd w:fill="E8E8E8" w:val="clear"/>
+          </w:tcPr>
+          <w:p>
+            <w:r>
+              <w:rPr>
+                <w:b w:val="0"/>
+              </w:rPr>
+              <w:t>personal protective equipment</w:t>
+            </w:r>
+          </w:p>
+        </w:tc>
+      </w:tr>
+      <w:tr>
+        <w:tc>
+          <w:tcPr>
+            <w:tcW w:type="pct" w:w="22%"/>
+            <w:tcBorders>
+              <w:top w:val="single" w:color="999999" w:sz="4"/>
+              <w:left w:val="single" w:color="999999" w:sz="4"/>
+              <w:bottom w:val="single" w:color="999999" w:sz="4"/>
+              <w:right w:val="single" w:color="999999" w:sz="4"/>
+            </w:tcBorders>
+            <w:shd w:fill="E8E8E8" w:val="clear"/>
+          </w:tcPr>
+          <w:p>
+            <w:r>
+              <w:rPr>
+                <w:b w:val="0"/>
+              </w:rPr>
+              <w:t>SHCO</w:t>
+            </w:r>
+          </w:p>
+        </w:tc>
+        <w:tc>
+          <w:tcPr>
+            <w:tcW w:type="pct" w:w="22%"/>
+            <w:tcBorders>
+              <w:top w:val="single" w:color="999999" w:sz="4"/>
+              <w:left w:val="single" w:color="999999" w:sz="4"/>
+              <w:bottom w:val="single" w:color="999999" w:sz="4"/>
+              <w:right w:val="single" w:color="999999" w:sz="4"/>
+            </w:tcBorders>
+            <w:shd w:fill="E8E8E8" w:val="clear"/>
+          </w:tcPr>
+          <w:p>
+            <w:r>
+              <w:rPr>
+                <w:b w:val="0"/>
+              </w:rPr>
+              <w:t>Standards for Small Healthcare Organisations</w:t>
+            </w:r>
+          </w:p>
+        </w:tc>
+      </w:tr>
+      <w:tr>
+        <w:tc>
+          <w:tcPr>
+            <w:tcW w:type="pct" w:w="22%"/>
+            <w:tcBorders>
+              <w:top w:val="single" w:color="999999" w:sz="4"/>
+              <w:left w:val="single" w:color="999999" w:sz="4"/>
+              <w:bottom w:val="single" w:color="999999" w:sz="4"/>
+              <w:right w:val="single" w:color="999999" w:sz="4"/>
+            </w:tcBorders>
+            <w:shd w:fill="E8E8E8" w:val="clear"/>
+          </w:tcPr>
+          <w:p>
+            <w:r>
+              <w:rPr>
+                <w:b w:val="0"/>
+              </w:rPr>
+              <w:t>WHO</w:t>
+            </w:r>
+          </w:p>
+        </w:tc>
+        <w:tc>
+          <w:tcPr>
+            <w:tcW w:type="pct" w:w="22%"/>
+            <w:tcBorders>
+              <w:top w:val="single" w:color="999999" w:sz="4"/>
+              <w:left w:val="single" w:color="999999" w:sz="4"/>
+              <w:bottom w:val="single" w:color="999999" w:sz="4"/>
+              <w:right w:val="single" w:color="999999" w:sz="4"/>
+            </w:tcBorders>
+            <w:shd w:fill="E8E8E8" w:val="clear"/>
+          </w:tcPr>
+          <w:p>
+            <w:r>
+              <w:rPr>
+                <w:b w:val="0"/>
+              </w:rPr>
+              <w:t>World Health Organization</w:t>
+            </w:r>
+          </w:p>
+        </w:tc>
+      </w:tr>
+    </w:tbl>
+    <w:p>
+      <w:pPr>
+        <w:pStyle w:val="Heading1"/>
+        <w:spacing w:after="120" w:before="280"/>
+      </w:pPr>
+      <w:r>
+        <w:t>11. Traceability to NABH SHCO 3rd Edition HIC.1</w:t>
+      </w:r>
+    </w:p>
+    <w:p>
+      <w:pPr>
+        <w:spacing w:after="120"/>
+      </w:pPr>
+      <w:r>
+        <w:rPr>
+          <w:i/>
+          <w:iCs/>
+          <w:sz w:val="20"/>
+          <w:szCs w:val="20"/>
+        </w:rPr>
+        <w:t xml:space="preserve">This table is an index. It is not how the policy is organised.</w:t>
+      </w:r>
+    </w:p>
     <w:tbl>
       <w:tblPr>
         <w:tblW w:type="pct" w:w="100%"/>
@@ -3016,700 +3710,6 @@
         </w:tc>
       </w:tr>
     </w:tbl>
-    <w:p>
-      <w:pPr>
-        <w:pStyle w:val="Heading1"/>
-        <w:spacing w:after="120" w:before="280"/>
-      </w:pPr>
-      <w:r>
-        <w:t>9. Distribution</w:t>
-      </w:r>
-    </w:p>
-    <w:p>
-      <w:pPr>
-        <w:spacing w:after="140"/>
-      </w:pPr>
-      <w:r>
-        <w:rPr>
-          <w:sz w:val="22"/>
-          <w:szCs w:val="22"/>
-        </w:rPr>
-        <w:t xml:space="preserve">Official master copy: office of the Medical Superintendent, «Hospital Name», with the Infection Control Officer and the Quality Coordinator.</w:t>
-      </w:r>
-    </w:p>
-    <w:p>
-      <w:pPr>
-        <w:spacing w:after="140"/>
-      </w:pPr>
-      <w:r>
-        <w:rPr>
-          <w:sz w:val="22"/>
-          <w:szCs w:val="22"/>
-        </w:rPr>
-        <w:t xml:space="preserve">Copies issued to: all clinical areas, CSSD, housekeeping, kitchen, laundry, laboratory, nursing administration.</w:t>
-      </w:r>
-    </w:p>
-    <w:p>
-      <w:pPr>
-        <w:spacing w:after="140"/>
-      </w:pPr>
-      <w:r>
-        <w:rPr>
-          <w:sz w:val="22"/>
-          <w:szCs w:val="22"/>
-        </w:rPr>
-        <w:t xml:space="preserve">The current version is available to all staff at the «infection control manual / staff intranet».</w:t>
-      </w:r>
-    </w:p>
-    <w:p>
-      <w:pPr>
-        <w:spacing w:after="140"/>
-      </w:pPr>
-      <w:r>
-        <w:rPr>
-          <w:sz w:val="22"/>
-          <w:szCs w:val="22"/>
-        </w:rPr>
-        <w:t xml:space="preserve">When a new version is issued, take old copies out of use.</w:t>
-      </w:r>
-    </w:p>
-    <w:p>
-      <w:pPr>
-        <w:pStyle w:val="Heading1"/>
-        <w:spacing w:after="120" w:before="280"/>
-      </w:pPr>
-      <w:r>
-        <w:t>10. Abbreviations</w:t>
-      </w:r>
-    </w:p>
-    <w:tbl>
-      <w:tblPr>
-        <w:tblW w:type="pct" w:w="100%"/>
-        <w:tblBorders>
-          <w:top w:val="single" w:color="auto" w:sz="4"/>
-          <w:left w:val="single" w:color="auto" w:sz="4"/>
-          <w:bottom w:val="single" w:color="auto" w:sz="4"/>
-          <w:right w:val="single" w:color="auto" w:sz="4"/>
-          <w:insideH w:val="single" w:color="auto" w:sz="4"/>
-          <w:insideV w:val="single" w:color="auto" w:sz="4"/>
-        </w:tblBorders>
-      </w:tblPr>
-      <w:tblGrid>
-        <w:gridCol w:w="100"/>
-        <w:gridCol w:w="100"/>
-      </w:tblGrid>
-      <w:tr>
-        <w:tc>
-          <w:tcPr>
-            <w:tcW w:type="pct" w:w="22%"/>
-            <w:tcBorders>
-              <w:top w:val="single" w:color="999999" w:sz="4"/>
-              <w:left w:val="single" w:color="999999" w:sz="4"/>
-              <w:bottom w:val="single" w:color="999999" w:sz="4"/>
-              <w:right w:val="single" w:color="999999" w:sz="4"/>
-            </w:tcBorders>
-            <w:shd w:fill="E8E8E8" w:val="clear"/>
-          </w:tcPr>
-          <w:p>
-            <w:r>
-              <w:rPr>
-                <w:b/>
-              </w:rPr>
-              <w:t>Abbreviation</w:t>
-            </w:r>
-          </w:p>
-        </w:tc>
-        <w:tc>
-          <w:tcPr>
-            <w:tcW w:type="pct" w:w="22%"/>
-            <w:tcBorders>
-              <w:top w:val="single" w:color="999999" w:sz="4"/>
-              <w:left w:val="single" w:color="999999" w:sz="4"/>
-              <w:bottom w:val="single" w:color="999999" w:sz="4"/>
-              <w:right w:val="single" w:color="999999" w:sz="4"/>
-            </w:tcBorders>
-            <w:shd w:fill="E8E8E8" w:val="clear"/>
-          </w:tcPr>
-          <w:p>
-            <w:r>
-              <w:rPr>
-                <w:b/>
-              </w:rPr>
-              <w:t>Meaning</w:t>
-            </w:r>
-          </w:p>
-        </w:tc>
-      </w:tr>
-      <w:tr>
-        <w:tc>
-          <w:tcPr>
-            <w:tcW w:type="pct" w:w="22%"/>
-            <w:tcBorders>
-              <w:top w:val="single" w:color="999999" w:sz="4"/>
-              <w:left w:val="single" w:color="999999" w:sz="4"/>
-              <w:bottom w:val="single" w:color="999999" w:sz="4"/>
-              <w:right w:val="single" w:color="999999" w:sz="4"/>
-            </w:tcBorders>
-            <w:shd w:fill="E8E8E8" w:val="clear"/>
-          </w:tcPr>
-          <w:p>
-            <w:r>
-              <w:rPr>
-                <w:b w:val="0"/>
-              </w:rPr>
-              <w:t>BMW</w:t>
-            </w:r>
-          </w:p>
-        </w:tc>
-        <w:tc>
-          <w:tcPr>
-            <w:tcW w:type="pct" w:w="22%"/>
-            <w:tcBorders>
-              <w:top w:val="single" w:color="999999" w:sz="4"/>
-              <w:left w:val="single" w:color="999999" w:sz="4"/>
-              <w:bottom w:val="single" w:color="999999" w:sz="4"/>
-              <w:right w:val="single" w:color="999999" w:sz="4"/>
-            </w:tcBorders>
-            <w:shd w:fill="E8E8E8" w:val="clear"/>
-          </w:tcPr>
-          <w:p>
-            <w:r>
-              <w:rPr>
-                <w:b w:val="0"/>
-              </w:rPr>
-              <w:t>bio-medical waste</w:t>
-            </w:r>
-          </w:p>
-        </w:tc>
-      </w:tr>
-      <w:tr>
-        <w:tc>
-          <w:tcPr>
-            <w:tcW w:type="pct" w:w="22%"/>
-            <w:tcBorders>
-              <w:top w:val="single" w:color="999999" w:sz="4"/>
-              <w:left w:val="single" w:color="999999" w:sz="4"/>
-              <w:bottom w:val="single" w:color="999999" w:sz="4"/>
-              <w:right w:val="single" w:color="999999" w:sz="4"/>
-            </w:tcBorders>
-            <w:shd w:fill="E8E8E8" w:val="clear"/>
-          </w:tcPr>
-          <w:p>
-            <w:r>
-              <w:rPr>
-                <w:b w:val="0"/>
-              </w:rPr>
-              <w:t>CAPA</w:t>
-            </w:r>
-          </w:p>
-        </w:tc>
-        <w:tc>
-          <w:tcPr>
-            <w:tcW w:type="pct" w:w="22%"/>
-            <w:tcBorders>
-              <w:top w:val="single" w:color="999999" w:sz="4"/>
-              <w:left w:val="single" w:color="999999" w:sz="4"/>
-              <w:bottom w:val="single" w:color="999999" w:sz="4"/>
-              <w:right w:val="single" w:color="999999" w:sz="4"/>
-            </w:tcBorders>
-            <w:shd w:fill="E8E8E8" w:val="clear"/>
-          </w:tcPr>
-          <w:p>
-            <w:r>
-              <w:rPr>
-                <w:b w:val="0"/>
-              </w:rPr>
-              <w:t>corrective and preventive action</w:t>
-            </w:r>
-          </w:p>
-        </w:tc>
-      </w:tr>
-      <w:tr>
-        <w:tc>
-          <w:tcPr>
-            <w:tcW w:type="pct" w:w="22%"/>
-            <w:tcBorders>
-              <w:top w:val="single" w:color="999999" w:sz="4"/>
-              <w:left w:val="single" w:color="999999" w:sz="4"/>
-              <w:bottom w:val="single" w:color="999999" w:sz="4"/>
-              <w:right w:val="single" w:color="999999" w:sz="4"/>
-            </w:tcBorders>
-            <w:shd w:fill="E8E8E8" w:val="clear"/>
-          </w:tcPr>
-          <w:p>
-            <w:r>
-              <w:rPr>
-                <w:b w:val="0"/>
-              </w:rPr>
-              <w:t>CSSD</w:t>
-            </w:r>
-          </w:p>
-        </w:tc>
-        <w:tc>
-          <w:tcPr>
-            <w:tcW w:type="pct" w:w="22%"/>
-            <w:tcBorders>
-              <w:top w:val="single" w:color="999999" w:sz="4"/>
-              <w:left w:val="single" w:color="999999" w:sz="4"/>
-              <w:bottom w:val="single" w:color="999999" w:sz="4"/>
-              <w:right w:val="single" w:color="999999" w:sz="4"/>
-            </w:tcBorders>
-            <w:shd w:fill="E8E8E8" w:val="clear"/>
-          </w:tcPr>
-          <w:p>
-            <w:r>
-              <w:rPr>
-                <w:b w:val="0"/>
-              </w:rPr>
-              <w:t>central sterile services department</w:t>
-            </w:r>
-          </w:p>
-        </w:tc>
-      </w:tr>
-      <w:tr>
-        <w:tc>
-          <w:tcPr>
-            <w:tcW w:type="pct" w:w="22%"/>
-            <w:tcBorders>
-              <w:top w:val="single" w:color="999999" w:sz="4"/>
-              <w:left w:val="single" w:color="999999" w:sz="4"/>
-              <w:bottom w:val="single" w:color="999999" w:sz="4"/>
-              <w:right w:val="single" w:color="999999" w:sz="4"/>
-            </w:tcBorders>
-            <w:shd w:fill="E8E8E8" w:val="clear"/>
-          </w:tcPr>
-          <w:p>
-            <w:r>
-              <w:rPr>
-                <w:b w:val="0"/>
-              </w:rPr>
-              <w:t>HAI</w:t>
-            </w:r>
-          </w:p>
-        </w:tc>
-        <w:tc>
-          <w:tcPr>
-            <w:tcW w:type="pct" w:w="22%"/>
-            <w:tcBorders>
-              <w:top w:val="single" w:color="999999" w:sz="4"/>
-              <w:left w:val="single" w:color="999999" w:sz="4"/>
-              <w:bottom w:val="single" w:color="999999" w:sz="4"/>
-              <w:right w:val="single" w:color="999999" w:sz="4"/>
-            </w:tcBorders>
-            <w:shd w:fill="E8E8E8" w:val="clear"/>
-          </w:tcPr>
-          <w:p>
-            <w:r>
-              <w:rPr>
-                <w:b w:val="0"/>
-              </w:rPr>
-              <w:t>healthcare-associated infection</w:t>
-            </w:r>
-          </w:p>
-        </w:tc>
-      </w:tr>
-      <w:tr>
-        <w:tc>
-          <w:tcPr>
-            <w:tcW w:type="pct" w:w="22%"/>
-            <w:tcBorders>
-              <w:top w:val="single" w:color="999999" w:sz="4"/>
-              <w:left w:val="single" w:color="999999" w:sz="4"/>
-              <w:bottom w:val="single" w:color="999999" w:sz="4"/>
-              <w:right w:val="single" w:color="999999" w:sz="4"/>
-            </w:tcBorders>
-            <w:shd w:fill="E8E8E8" w:val="clear"/>
-          </w:tcPr>
-          <w:p>
-            <w:r>
-              <w:rPr>
-                <w:b w:val="0"/>
-              </w:rPr>
-              <w:t>HIC</w:t>
-            </w:r>
-          </w:p>
-        </w:tc>
-        <w:tc>
-          <w:tcPr>
-            <w:tcW w:type="pct" w:w="22%"/>
-            <w:tcBorders>
-              <w:top w:val="single" w:color="999999" w:sz="4"/>
-              <w:left w:val="single" w:color="999999" w:sz="4"/>
-              <w:bottom w:val="single" w:color="999999" w:sz="4"/>
-              <w:right w:val="single" w:color="999999" w:sz="4"/>
-            </w:tcBorders>
-            <w:shd w:fill="E8E8E8" w:val="clear"/>
-          </w:tcPr>
-          <w:p>
-            <w:r>
-              <w:rPr>
-                <w:b w:val="0"/>
-              </w:rPr>
-              <w:t>Hospital Infection Prevention and Control (NABH SHCO chapter)</w:t>
-            </w:r>
-          </w:p>
-        </w:tc>
-      </w:tr>
-      <w:tr>
-        <w:tc>
-          <w:tcPr>
-            <w:tcW w:type="pct" w:w="22%"/>
-            <w:tcBorders>
-              <w:top w:val="single" w:color="999999" w:sz="4"/>
-              <w:left w:val="single" w:color="999999" w:sz="4"/>
-              <w:bottom w:val="single" w:color="999999" w:sz="4"/>
-              <w:right w:val="single" w:color="999999" w:sz="4"/>
-            </w:tcBorders>
-            <w:shd w:fill="E8E8E8" w:val="clear"/>
-          </w:tcPr>
-          <w:p>
-            <w:r>
-              <w:rPr>
-                <w:b w:val="0"/>
-              </w:rPr>
-              <w:t>ICC</w:t>
-            </w:r>
-          </w:p>
-        </w:tc>
-        <w:tc>
-          <w:tcPr>
-            <w:tcW w:type="pct" w:w="22%"/>
-            <w:tcBorders>
-              <w:top w:val="single" w:color="999999" w:sz="4"/>
-              <w:left w:val="single" w:color="999999" w:sz="4"/>
-              <w:bottom w:val="single" w:color="999999" w:sz="4"/>
-              <w:right w:val="single" w:color="999999" w:sz="4"/>
-            </w:tcBorders>
-            <w:shd w:fill="E8E8E8" w:val="clear"/>
-          </w:tcPr>
-          <w:p>
-            <w:r>
-              <w:rPr>
-                <w:b w:val="0"/>
-              </w:rPr>
-              <w:t>Infection Control Committee</w:t>
-            </w:r>
-          </w:p>
-        </w:tc>
-      </w:tr>
-      <w:tr>
-        <w:tc>
-          <w:tcPr>
-            <w:tcW w:type="pct" w:w="22%"/>
-            <w:tcBorders>
-              <w:top w:val="single" w:color="999999" w:sz="4"/>
-              <w:left w:val="single" w:color="999999" w:sz="4"/>
-              <w:bottom w:val="single" w:color="999999" w:sz="4"/>
-              <w:right w:val="single" w:color="999999" w:sz="4"/>
-            </w:tcBorders>
-            <w:shd w:fill="E8E8E8" w:val="clear"/>
-          </w:tcPr>
-          <w:p>
-            <w:r>
-              <w:rPr>
-                <w:b w:val="0"/>
-              </w:rPr>
-              <w:t>ICT</w:t>
-            </w:r>
-          </w:p>
-        </w:tc>
-        <w:tc>
-          <w:tcPr>
-            <w:tcW w:type="pct" w:w="22%"/>
-            <w:tcBorders>
-              <w:top w:val="single" w:color="999999" w:sz="4"/>
-              <w:left w:val="single" w:color="999999" w:sz="4"/>
-              <w:bottom w:val="single" w:color="999999" w:sz="4"/>
-              <w:right w:val="single" w:color="999999" w:sz="4"/>
-            </w:tcBorders>
-            <w:shd w:fill="E8E8E8" w:val="clear"/>
-          </w:tcPr>
-          <w:p>
-            <w:r>
-              <w:rPr>
-                <w:b w:val="0"/>
-              </w:rPr>
-              <w:t>Infection Control Team</w:t>
-            </w:r>
-          </w:p>
-        </w:tc>
-      </w:tr>
-      <w:tr>
-        <w:tc>
-          <w:tcPr>
-            <w:tcW w:type="pct" w:w="22%"/>
-            <w:tcBorders>
-              <w:top w:val="single" w:color="999999" w:sz="4"/>
-              <w:left w:val="single" w:color="999999" w:sz="4"/>
-              <w:bottom w:val="single" w:color="999999" w:sz="4"/>
-              <w:right w:val="single" w:color="999999" w:sz="4"/>
-            </w:tcBorders>
-            <w:shd w:fill="E8E8E8" w:val="clear"/>
-          </w:tcPr>
-          <w:p>
-            <w:r>
-              <w:rPr>
-                <w:b w:val="0"/>
-              </w:rPr>
-              <w:t>IEC</w:t>
-            </w:r>
-          </w:p>
-        </w:tc>
-        <w:tc>
-          <w:tcPr>
-            <w:tcW w:type="pct" w:w="22%"/>
-            <w:tcBorders>
-              <w:top w:val="single" w:color="999999" w:sz="4"/>
-              <w:left w:val="single" w:color="999999" w:sz="4"/>
-              <w:bottom w:val="single" w:color="999999" w:sz="4"/>
-              <w:right w:val="single" w:color="999999" w:sz="4"/>
-            </w:tcBorders>
-            <w:shd w:fill="E8E8E8" w:val="clear"/>
-          </w:tcPr>
-          <w:p>
-            <w:r>
-              <w:rPr>
-                <w:b w:val="0"/>
-              </w:rPr>
-              <w:t>information, education and communication</w:t>
-            </w:r>
-          </w:p>
-        </w:tc>
-      </w:tr>
-      <w:tr>
-        <w:tc>
-          <w:tcPr>
-            <w:tcW w:type="pct" w:w="22%"/>
-            <w:tcBorders>
-              <w:top w:val="single" w:color="999999" w:sz="4"/>
-              <w:left w:val="single" w:color="999999" w:sz="4"/>
-              <w:bottom w:val="single" w:color="999999" w:sz="4"/>
-              <w:right w:val="single" w:color="999999" w:sz="4"/>
-            </w:tcBorders>
-            <w:shd w:fill="E8E8E8" w:val="clear"/>
-          </w:tcPr>
-          <w:p>
-            <w:r>
-              <w:rPr>
-                <w:b w:val="0"/>
-              </w:rPr>
-              <w:t>NABH</w:t>
-            </w:r>
-          </w:p>
-        </w:tc>
-        <w:tc>
-          <w:tcPr>
-            <w:tcW w:type="pct" w:w="22%"/>
-            <w:tcBorders>
-              <w:top w:val="single" w:color="999999" w:sz="4"/>
-              <w:left w:val="single" w:color="999999" w:sz="4"/>
-              <w:bottom w:val="single" w:color="999999" w:sz="4"/>
-              <w:right w:val="single" w:color="999999" w:sz="4"/>
-            </w:tcBorders>
-            <w:shd w:fill="E8E8E8" w:val="clear"/>
-          </w:tcPr>
-          <w:p>
-            <w:r>
-              <w:rPr>
-                <w:b w:val="0"/>
-              </w:rPr>
-              <w:t>National Accreditation Board for Hospitals and Healthcare Providers</w:t>
-            </w:r>
-          </w:p>
-        </w:tc>
-      </w:tr>
-      <w:tr>
-        <w:tc>
-          <w:tcPr>
-            <w:tcW w:type="pct" w:w="22%"/>
-            <w:tcBorders>
-              <w:top w:val="single" w:color="999999" w:sz="4"/>
-              <w:left w:val="single" w:color="999999" w:sz="4"/>
-              <w:bottom w:val="single" w:color="999999" w:sz="4"/>
-              <w:right w:val="single" w:color="999999" w:sz="4"/>
-            </w:tcBorders>
-            <w:shd w:fill="E8E8E8" w:val="clear"/>
-          </w:tcPr>
-          <w:p>
-            <w:r>
-              <w:rPr>
-                <w:b w:val="0"/>
-              </w:rPr>
-              <w:t>OE</w:t>
-            </w:r>
-          </w:p>
-        </w:tc>
-        <w:tc>
-          <w:tcPr>
-            <w:tcW w:type="pct" w:w="22%"/>
-            <w:tcBorders>
-              <w:top w:val="single" w:color="999999" w:sz="4"/>
-              <w:left w:val="single" w:color="999999" w:sz="4"/>
-              <w:bottom w:val="single" w:color="999999" w:sz="4"/>
-              <w:right w:val="single" w:color="999999" w:sz="4"/>
-            </w:tcBorders>
-            <w:shd w:fill="E8E8E8" w:val="clear"/>
-          </w:tcPr>
-          <w:p>
-            <w:r>
-              <w:rPr>
-                <w:b w:val="0"/>
-              </w:rPr>
-              <w:t>objective element</w:t>
-            </w:r>
-          </w:p>
-        </w:tc>
-      </w:tr>
-      <w:tr>
-        <w:tc>
-          <w:tcPr>
-            <w:tcW w:type="pct" w:w="22%"/>
-            <w:tcBorders>
-              <w:top w:val="single" w:color="999999" w:sz="4"/>
-              <w:left w:val="single" w:color="999999" w:sz="4"/>
-              <w:bottom w:val="single" w:color="999999" w:sz="4"/>
-              <w:right w:val="single" w:color="999999" w:sz="4"/>
-            </w:tcBorders>
-            <w:shd w:fill="E8E8E8" w:val="clear"/>
-          </w:tcPr>
-          <w:p>
-            <w:r>
-              <w:rPr>
-                <w:b w:val="0"/>
-              </w:rPr>
-              <w:t>PPE</w:t>
-            </w:r>
-          </w:p>
-        </w:tc>
-        <w:tc>
-          <w:tcPr>
-            <w:tcW w:type="pct" w:w="22%"/>
-            <w:tcBorders>
-              <w:top w:val="single" w:color="999999" w:sz="4"/>
-              <w:left w:val="single" w:color="999999" w:sz="4"/>
-              <w:bottom w:val="single" w:color="999999" w:sz="4"/>
-              <w:right w:val="single" w:color="999999" w:sz="4"/>
-            </w:tcBorders>
-            <w:shd w:fill="E8E8E8" w:val="clear"/>
-          </w:tcPr>
-          <w:p>
-            <w:r>
-              <w:rPr>
-                <w:b w:val="0"/>
-              </w:rPr>
-              <w:t>personal protective equipment</w:t>
-            </w:r>
-          </w:p>
-        </w:tc>
-      </w:tr>
-      <w:tr>
-        <w:tc>
-          <w:tcPr>
-            <w:tcW w:type="pct" w:w="22%"/>
-            <w:tcBorders>
-              <w:top w:val="single" w:color="999999" w:sz="4"/>
-              <w:left w:val="single" w:color="999999" w:sz="4"/>
-              <w:bottom w:val="single" w:color="999999" w:sz="4"/>
-              <w:right w:val="single" w:color="999999" w:sz="4"/>
-            </w:tcBorders>
-            <w:shd w:fill="E8E8E8" w:val="clear"/>
-          </w:tcPr>
-          <w:p>
-            <w:r>
-              <w:rPr>
-                <w:b w:val="0"/>
-              </w:rPr>
-              <w:t>SHCO</w:t>
-            </w:r>
-          </w:p>
-        </w:tc>
-        <w:tc>
-          <w:tcPr>
-            <w:tcW w:type="pct" w:w="22%"/>
-            <w:tcBorders>
-              <w:top w:val="single" w:color="999999" w:sz="4"/>
-              <w:left w:val="single" w:color="999999" w:sz="4"/>
-              <w:bottom w:val="single" w:color="999999" w:sz="4"/>
-              <w:right w:val="single" w:color="999999" w:sz="4"/>
-            </w:tcBorders>
-            <w:shd w:fill="E8E8E8" w:val="clear"/>
-          </w:tcPr>
-          <w:p>
-            <w:r>
-              <w:rPr>
-                <w:b w:val="0"/>
-              </w:rPr>
-              <w:t>Standards for Small Healthcare Organisations</w:t>
-            </w:r>
-          </w:p>
-        </w:tc>
-      </w:tr>
-      <w:tr>
-        <w:tc>
-          <w:tcPr>
-            <w:tcW w:type="pct" w:w="22%"/>
-            <w:tcBorders>
-              <w:top w:val="single" w:color="999999" w:sz="4"/>
-              <w:left w:val="single" w:color="999999" w:sz="4"/>
-              <w:bottom w:val="single" w:color="999999" w:sz="4"/>
-              <w:right w:val="single" w:color="999999" w:sz="4"/>
-            </w:tcBorders>
-            <w:shd w:fill="E8E8E8" w:val="clear"/>
-          </w:tcPr>
-          <w:p>
-            <w:r>
-              <w:rPr>
-                <w:b w:val="0"/>
-              </w:rPr>
-              <w:t>WHO</w:t>
-            </w:r>
-          </w:p>
-        </w:tc>
-        <w:tc>
-          <w:tcPr>
-            <w:tcW w:type="pct" w:w="22%"/>
-            <w:tcBorders>
-              <w:top w:val="single" w:color="999999" w:sz="4"/>
-              <w:left w:val="single" w:color="999999" w:sz="4"/>
-              <w:bottom w:val="single" w:color="999999" w:sz="4"/>
-              <w:right w:val="single" w:color="999999" w:sz="4"/>
-            </w:tcBorders>
-            <w:shd w:fill="E8E8E8" w:val="clear"/>
-          </w:tcPr>
-          <w:p>
-            <w:r>
-              <w:rPr>
-                <w:b w:val="0"/>
-              </w:rPr>
-              <w:t>World Health Organization</w:t>
-            </w:r>
-          </w:p>
-        </w:tc>
-      </w:tr>
-    </w:tbl>
-    <w:p>
-      <w:pPr>
-        <w:pStyle w:val="Heading1"/>
-        <w:spacing w:after="120" w:before="280"/>
-      </w:pPr>
-      <w:r>
-        <w:t>11. Traceability to NABH SHCO 3rd Edition HIC.1</w:t>
-      </w:r>
-    </w:p>
-    <w:p>
-      <w:pPr>
-        <w:spacing w:after="120"/>
-      </w:pPr>
-      <w:r>
-        <w:rPr>
-          <w:i/>
-          <w:iCs/>
-          <w:sz w:val="20"/>
-          <w:szCs w:val="20"/>
-        </w:rPr>
-        <w:t xml:space="preserve">This table is an index. It is not how the policy is organised.</w:t>
-      </w:r>
-    </w:p>
     <w:p>
       <w:pPr>
         <w:pStyle w:val="Heading1"/>

--- a/policies/build/masters/HIC.1_v2_master.docx
+++ b/policies/build/masters/HIC.1_v2_master.docx
@@ -710,7 +710,7 @@
           <w:sz w:val="22"/>
           <w:szCs w:val="22"/>
         </w:rPr>
-        <w:t xml:space="preserve">It covers the six elements HIC.1.a–f name: programme documentation, assessment-tool-based review, committee/team coordination, community IEC and pandemic participation, resource provision, and isolation/barrier nursing.</w:t>
+        <w:t>It covers six elements: programme documentation, assessment-tool-based review, committee/team coordination, community IEC and pandemic participation, resource provision, and isolation/barrier nursing.</w:t>
       </w:r>
     </w:p>
     <w:p>
@@ -1079,7 +1079,7 @@
           <w:sz w:val="22"/>
           <w:szCs w:val="22"/>
         </w:rPr>
-        <w:t xml:space="preserve">Where a dedicated isolation room is not available, barrier nursing precautions are applied at the bedside with documented protocols. Criteria for isolation, de-isolation and transfer are defined. Staff assigned to isolation areas are trained in transmission-based precautions (HIC.2.c).</w:t>
+        <w:t>Where a dedicated isolation room is not available, barrier nursing precautions are applied at the bedside with documented protocols. Criteria for isolation, de-isolation and transfer are defined. Staff assigned to isolation areas are trained in transmission-based precautions.</w:t>
       </w:r>
     </w:p>
     <w:p>

--- a/policies/build/masters/HIC.1_v2_master.docx
+++ b/policies/build/masters/HIC.1_v2_master.docx
@@ -4218,8 +4218,23 @@
           <w:sz w:val="22"/>
           <w:szCs w:val="22"/>
         </w:rPr>
-        <w:t xml:space="preserve">National Accreditation Board for Hospitals and Healthcare Providers (NABH), Standards for Small Healthcare Organisations, 3rd Edition — Healthcare Associated Infection chapter, standard HIC.1.</w:t>
-      </w:r>
+      </w:r>
+      <w:r>
+        <w:rPr>
+          <w:sz w:val="22"/>
+        </w:rPr>
+        <w:t xml:space="preserve">National Accreditation Board for Hospitals &amp; Healthcare Providers. (2022). Standards for small healthcare organisations (3rd ed.) — Hospital Infection Prevention and Control chapter, standard HIC.1. </w:t>
+      </w:r>
+      <w:hyperlink r:id="rId9">
+        <w:r>
+          <w:rPr>
+            <w:rStyle w:val="Hyperlink"/>
+            <w:sz w:val="22"/>
+            <w:szCs w:val="22"/>
+          </w:rPr>
+          <w:t>https://nabh.co/programmes/small-healthcare-organisation-shco-accreditation-programme/</w:t>
+        </w:r>
+      </w:hyperlink>
     </w:p>
     <w:p>
       <w:pPr>
